--- a/internal_doc/03.开发设计/OM/spark/Story-OMSvc-spark.docx
+++ b/internal_doc/03.开发设计/OM/spark/Story-OMSvc-spark.docx
@@ -276,11 +276,6 @@
       </w:r>
     </w:p>
     <w:p>
-      <w:pPr>
-        <w:rPr>
-          <w:rFonts w:hint="eastAsia"/>
-        </w:rPr>
-      </w:pPr>
       <w:r>
         <w:rPr>
           <w:rFonts w:hint="eastAsia"/>
@@ -295,7 +290,6 @@
       <w:pPr>
         <w:rPr>
           <w:ins w:id="0" w:author="linyoubin" w:date="2015-05-06T14:03:00Z"/>
-          <w:rFonts w:hint="eastAsia"/>
         </w:rPr>
       </w:pPr>
     </w:p>
@@ -303,7 +297,6 @@
       <w:pPr>
         <w:rPr>
           <w:ins w:id="1" w:author="linyoubin" w:date="2015-05-06T14:03:00Z"/>
-          <w:rFonts w:hint="eastAsia"/>
         </w:rPr>
       </w:pPr>
       <w:ins w:id="2" w:author="linyoubin" w:date="2015-05-06T14:03:00Z">
@@ -373,7 +366,6 @@
       <w:pPr>
         <w:rPr>
           <w:ins w:id="6" w:author="linyoubin" w:date="2015-05-06T14:07:00Z"/>
-          <w:rFonts w:hint="eastAsia"/>
         </w:rPr>
       </w:pPr>
     </w:p>
@@ -381,7 +373,6 @@
       <w:pPr>
         <w:rPr>
           <w:ins w:id="7" w:author="linyoubin" w:date="2015-05-06T14:07:00Z"/>
-          <w:rFonts w:hint="eastAsia"/>
         </w:rPr>
       </w:pPr>
       <w:ins w:id="8" w:author="linyoubin" w:date="2015-05-06T14:06:00Z">
@@ -429,6 +420,22 @@
           </w:rPr>
           <w:t>spark</w:t>
         </w:r>
+      </w:ins>
+      <w:ins w:id="10" w:author="linyoubin" w:date="2015-05-11T11:33:00Z">
+        <w:r>
+          <w:rPr>
+            <w:rFonts w:hint="eastAsia"/>
+          </w:rPr>
+          <w:t>、</w:t>
+        </w:r>
+        <w:r>
+          <w:rPr>
+            <w:rFonts w:hint="eastAsia"/>
+          </w:rPr>
+          <w:t>hadoop</w:t>
+        </w:r>
+      </w:ins>
+      <w:ins w:id="11" w:author="linyoubin" w:date="2015-05-06T14:07:00Z">
         <w:r>
           <w:rPr>
             <w:rFonts w:hint="eastAsia"/>
@@ -452,11 +459,10 @@
     <w:p>
       <w:pPr>
         <w:rPr>
-          <w:ins w:id="10" w:author="linyoubin" w:date="2015-05-06T14:42:00Z"/>
-          <w:rFonts w:hint="eastAsia"/>
-        </w:rPr>
-      </w:pPr>
-      <w:ins w:id="11" w:author="linyoubin" w:date="2015-05-06T14:08:00Z">
+          <w:ins w:id="12" w:author="linyoubin" w:date="2015-05-06T14:42:00Z"/>
+        </w:rPr>
+      </w:pPr>
+      <w:ins w:id="13" w:author="linyoubin" w:date="2015-05-06T14:08:00Z">
         <w:r>
           <w:rPr>
             <w:rFonts w:hint="eastAsia"/>
@@ -494,7 +500,7 @@
           <w:t>添加已有的）</w:t>
         </w:r>
       </w:ins>
-      <w:ins w:id="12" w:author="linyoubin" w:date="2015-05-06T14:09:00Z">
+      <w:ins w:id="14" w:author="linyoubin" w:date="2015-05-06T14:09:00Z">
         <w:r>
           <w:rPr>
             <w:rFonts w:hint="eastAsia"/>
@@ -506,11 +512,10 @@
     <w:p>
       <w:pPr>
         <w:rPr>
-          <w:ins w:id="13" w:author="linyoubin" w:date="2015-05-06T14:47:00Z"/>
-          <w:rFonts w:hint="eastAsia"/>
-        </w:rPr>
-      </w:pPr>
-      <w:ins w:id="14" w:author="linyoubin" w:date="2015-05-06T14:44:00Z">
+          <w:ins w:id="15" w:author="linyoubin" w:date="2015-05-06T14:47:00Z"/>
+        </w:rPr>
+      </w:pPr>
+      <w:ins w:id="16" w:author="linyoubin" w:date="2015-05-06T14:44:00Z">
         <w:r>
           <w:rPr>
             <w:rFonts w:hint="eastAsia"/>
@@ -522,19 +527,17 @@
     <w:p>
       <w:pPr>
         <w:rPr>
-          <w:ins w:id="15" w:author="linyoubin" w:date="2015-05-06T14:47:00Z"/>
-          <w:rFonts w:hint="eastAsia"/>
-        </w:rPr>
-      </w:pPr>
-    </w:p>
-    <w:p>
-      <w:pPr>
-        <w:rPr>
-          <w:ins w:id="16" w:author="linyoubin" w:date="2015-05-06T14:09:00Z"/>
-          <w:rFonts w:hint="eastAsia"/>
-        </w:rPr>
-      </w:pPr>
-      <w:ins w:id="17" w:author="linyoubin" w:date="2015-05-06T14:47:00Z">
+          <w:ins w:id="17" w:author="linyoubin" w:date="2015-05-06T14:47:00Z"/>
+        </w:rPr>
+      </w:pPr>
+    </w:p>
+    <w:p>
+      <w:pPr>
+        <w:rPr>
+          <w:ins w:id="18" w:author="linyoubin" w:date="2015-05-06T14:09:00Z"/>
+        </w:rPr>
+      </w:pPr>
+      <w:ins w:id="19" w:author="linyoubin" w:date="2015-05-06T14:47:00Z">
         <w:r>
           <w:rPr>
             <w:rFonts w:hint="eastAsia"/>
@@ -564,19 +567,17 @@
     <w:p>
       <w:pPr>
         <w:rPr>
-          <w:ins w:id="18" w:author="linyoubin" w:date="2015-05-06T14:08:00Z"/>
-          <w:rFonts w:hint="eastAsia"/>
-        </w:rPr>
-      </w:pPr>
-    </w:p>
-    <w:p>
-      <w:pPr>
-        <w:rPr>
-          <w:ins w:id="19" w:author="linyoubin" w:date="2015-05-06T14:10:00Z"/>
-          <w:rFonts w:hint="eastAsia"/>
-        </w:rPr>
-      </w:pPr>
-      <w:ins w:id="20" w:author="linyoubin" w:date="2015-05-06T14:07:00Z">
+          <w:ins w:id="20" w:author="linyoubin" w:date="2015-05-06T14:08:00Z"/>
+        </w:rPr>
+      </w:pPr>
+    </w:p>
+    <w:p>
+      <w:pPr>
+        <w:rPr>
+          <w:ins w:id="21" w:author="linyoubin" w:date="2015-05-06T14:10:00Z"/>
+        </w:rPr>
+      </w:pPr>
+      <w:ins w:id="22" w:author="linyoubin" w:date="2015-05-06T14:07:00Z">
         <w:r>
           <w:rPr>
             <w:rFonts w:hint="eastAsia"/>
@@ -590,7 +591,7 @@
           <w:t>、</w:t>
         </w:r>
       </w:ins>
-      <w:ins w:id="21" w:author="linyoubin" w:date="2015-05-06T14:09:00Z">
+      <w:ins w:id="23" w:author="linyoubin" w:date="2015-05-06T14:09:00Z">
         <w:r>
           <w:rPr>
             <w:rFonts w:hint="eastAsia"/>
@@ -610,7 +611,7 @@
           <w:t>部署</w:t>
         </w:r>
       </w:ins>
-      <w:ins w:id="22" w:author="linyoubin" w:date="2015-05-06T14:10:00Z">
+      <w:ins w:id="24" w:author="linyoubin" w:date="2015-05-06T14:10:00Z">
         <w:r>
           <w:rPr>
             <w:rFonts w:hint="eastAsia"/>
@@ -630,23 +631,35 @@
           <w:t>spark</w:t>
         </w:r>
       </w:ins>
-    </w:p>
-    <w:p>
-      <w:pPr>
-        <w:rPr>
-          <w:ins w:id="23" w:author="linyoubin" w:date="2015-05-06T14:10:00Z"/>
-          <w:rFonts w:hint="eastAsia"/>
-        </w:rPr>
-      </w:pPr>
-    </w:p>
-    <w:p>
-      <w:pPr>
-        <w:rPr>
-          <w:ins w:id="24" w:author="linyoubin" w:date="2015-05-06T14:05:00Z"/>
-          <w:rFonts w:hint="eastAsia"/>
-        </w:rPr>
-      </w:pPr>
-      <w:ins w:id="25" w:author="linyoubin" w:date="2015-05-06T14:10:00Z">
+      <w:ins w:id="25" w:author="linyoubin" w:date="2015-05-11T11:33:00Z">
+        <w:r>
+          <w:rPr>
+            <w:rFonts w:hint="eastAsia"/>
+          </w:rPr>
+          <w:t>、</w:t>
+        </w:r>
+        <w:r>
+          <w:rPr>
+            <w:rFonts w:hint="eastAsia"/>
+          </w:rPr>
+          <w:t>hadoop</w:t>
+        </w:r>
+      </w:ins>
+    </w:p>
+    <w:p>
+      <w:pPr>
+        <w:rPr>
+          <w:ins w:id="26" w:author="linyoubin" w:date="2015-05-06T14:10:00Z"/>
+        </w:rPr>
+      </w:pPr>
+    </w:p>
+    <w:p>
+      <w:pPr>
+        <w:rPr>
+          <w:ins w:id="27" w:author="linyoubin" w:date="2015-05-06T14:05:00Z"/>
+        </w:rPr>
+      </w:pPr>
+      <w:ins w:id="28" w:author="linyoubin" w:date="2015-05-06T14:10:00Z">
         <w:r>
           <w:rPr>
             <w:rFonts w:hint="eastAsia"/>
@@ -660,7 +673,7 @@
           <w:t>、继续完善发现流程的信息获取。</w:t>
         </w:r>
       </w:ins>
-      <w:ins w:id="26" w:author="linyoubin" w:date="2015-05-06T14:44:00Z">
+      <w:ins w:id="29" w:author="linyoubin" w:date="2015-05-06T14:44:00Z">
         <w:r>
           <w:rPr>
             <w:rFonts w:hint="eastAsia"/>
@@ -669,21 +682,14 @@
         </w:r>
       </w:ins>
     </w:p>
-    <w:p>
-      <w:pPr>
-        <w:rPr>
-          <w:rFonts w:hint="eastAsia"/>
-        </w:rPr>
-      </w:pPr>
-    </w:p>
-    <w:p>
-      <w:pPr>
-        <w:rPr>
-          <w:ins w:id="27" w:author="linyoubin" w:date="2015-05-06T13:52:00Z"/>
-          <w:rFonts w:hint="eastAsia"/>
-        </w:rPr>
-      </w:pPr>
-      <w:ins w:id="28" w:author="linyoubin" w:date="2015-05-06T13:52:00Z">
+    <w:p/>
+    <w:p>
+      <w:pPr>
+        <w:rPr>
+          <w:ins w:id="30" w:author="linyoubin" w:date="2015-05-06T13:52:00Z"/>
+        </w:rPr>
+      </w:pPr>
+      <w:ins w:id="31" w:author="linyoubin" w:date="2015-05-06T13:52:00Z">
         <w:r>
           <w:rPr>
             <w:rFonts w:hint="eastAsia"/>
@@ -701,11 +707,10 @@
     <w:p>
       <w:pPr>
         <w:rPr>
-          <w:ins w:id="29" w:author="linyoubin" w:date="2015-05-06T14:02:00Z"/>
-          <w:rFonts w:hint="eastAsia"/>
-        </w:rPr>
-      </w:pPr>
-      <w:ins w:id="30" w:author="linyoubin" w:date="2015-05-06T14:02:00Z">
+          <w:ins w:id="32" w:author="linyoubin" w:date="2015-05-06T14:02:00Z"/>
+        </w:rPr>
+      </w:pPr>
+      <w:ins w:id="33" w:author="linyoubin" w:date="2015-05-06T14:02:00Z">
         <w:r>
           <w:rPr>
             <w:rFonts w:hint="eastAsia"/>
@@ -745,7 +750,7 @@
       </w:ins>
     </w:p>
     <w:p>
-      <w:del w:id="31" w:author="linyoubin" w:date="2015-05-06T13:52:00Z">
+      <w:del w:id="34" w:author="linyoubin" w:date="2015-05-06T13:52:00Z">
         <w:r>
           <w:rPr>
             <w:rFonts w:hint="eastAsia"/>
@@ -817,7 +822,6 @@
     <w:p>
       <w:pPr>
         <w:rPr>
-          <w:rFonts w:hint="eastAsia"/>
           <w:color w:val="FF0000"/>
         </w:rPr>
       </w:pPr>
@@ -995,7 +999,7 @@
         </w:rPr>
         <w:t>等</w:t>
       </w:r>
-      <w:ins w:id="32" w:author="linyoubin" w:date="2015-05-06T14:26:00Z">
+      <w:ins w:id="35" w:author="linyoubin" w:date="2015-05-06T14:26:00Z">
         <w:r>
           <w:rPr>
             <w:rFonts w:hint="eastAsia"/>
@@ -1011,7 +1015,7 @@
           <w:t>（</w:t>
         </w:r>
       </w:ins>
-      <w:ins w:id="33" w:author="linyoubin" w:date="2015-05-06T14:30:00Z">
+      <w:ins w:id="36" w:author="linyoubin" w:date="2015-05-06T14:30:00Z">
         <w:r>
           <w:rPr>
             <w:rFonts w:hint="eastAsia"/>
@@ -1020,7 +1024,7 @@
           <w:t>不</w:t>
         </w:r>
       </w:ins>
-      <w:ins w:id="34" w:author="linyoubin" w:date="2015-05-06T14:28:00Z">
+      <w:ins w:id="37" w:author="linyoubin" w:date="2015-05-06T14:28:00Z">
         <w:r>
           <w:rPr>
             <w:rFonts w:hint="eastAsia"/>
@@ -1029,7 +1033,7 @@
           <w:t>建立信任关系</w:t>
         </w:r>
       </w:ins>
-      <w:ins w:id="35" w:author="linyoubin" w:date="2015-05-06T14:30:00Z">
+      <w:ins w:id="38" w:author="linyoubin" w:date="2015-05-06T14:30:00Z">
         <w:r>
           <w:rPr>
             <w:rFonts w:hint="eastAsia"/>
@@ -1059,7 +1063,7 @@
           <w:t>spark</w:t>
         </w:r>
       </w:ins>
-      <w:ins w:id="36" w:author="linyoubin" w:date="2015-05-06T14:26:00Z">
+      <w:ins w:id="39" w:author="linyoubin" w:date="2015-05-06T14:26:00Z">
         <w:r>
           <w:rPr>
             <w:rFonts w:hint="eastAsia"/>
@@ -1705,8 +1709,7 @@
       <w:pPr>
         <w:ind w:left="777"/>
         <w:rPr>
-          <w:ins w:id="37" w:author="linyoubin" w:date="2015-05-06T14:37:00Z"/>
-          <w:rFonts w:hint="eastAsia"/>
+          <w:ins w:id="40" w:author="linyoubin" w:date="2015-05-06T14:37:00Z"/>
         </w:rPr>
       </w:pPr>
       <w:r>
@@ -1735,11 +1738,10 @@
       <w:pPr>
         <w:ind w:left="777"/>
         <w:rPr>
-          <w:ins w:id="38" w:author="linyoubin" w:date="2015-05-06T14:37:00Z"/>
-          <w:rFonts w:hint="eastAsia"/>
-        </w:rPr>
-      </w:pPr>
-      <w:ins w:id="39" w:author="linyoubin" w:date="2015-05-06T14:37:00Z">
+          <w:ins w:id="41" w:author="linyoubin" w:date="2015-05-06T14:37:00Z"/>
+        </w:rPr>
+      </w:pPr>
+      <w:ins w:id="42" w:author="linyoubin" w:date="2015-05-06T14:37:00Z">
         <w:r>
           <w:rPr>
             <w:rFonts w:hint="eastAsia"/>
@@ -1752,7 +1754,7 @@
       <w:pPr>
         <w:ind w:left="777"/>
       </w:pPr>
-      <w:ins w:id="40" w:author="linyoubin" w:date="2015-05-06T14:37:00Z">
+      <w:ins w:id="43" w:author="linyoubin" w:date="2015-05-06T14:37:00Z">
         <w:r>
           <w:rPr>
             <w:rFonts w:hint="eastAsia"/>
@@ -1760,7 +1762,7 @@
           <w:t>zookeeperwebui:</w:t>
         </w:r>
       </w:ins>
-      <w:ins w:id="41" w:author="linyoubin" w:date="2015-05-06T14:38:00Z">
+      <w:ins w:id="44" w:author="linyoubin" w:date="2015-05-06T14:38:00Z">
         <w:r>
           <w:t>…</w:t>
         </w:r>

--- a/internal_doc/03.开发设计/OM/spark/Story-OMSvc-spark.docx
+++ b/internal_doc/03.开发设计/OM/spark/Story-OMSvc-spark.docx
@@ -1136,9 +1136,6 @@
           <w:ilvl w:val="1"/>
           <w:numId w:val="10"/>
         </w:numPr>
-        <w:rPr>
-          <w:rFonts w:hint="eastAsia"/>
-        </w:rPr>
       </w:pPr>
       <w:r>
         <w:rPr>
@@ -1655,7 +1652,7 @@
               <w:ind w:left="0" w:firstLineChars="150" w:firstLine="315"/>
             </w:pPr>
             <w:r>
-              <w:t xml:space="preserve">"BusinessDesc": "haha" </w:t>
+              <w:t>"BusinessDesc": "haha"</w:t>
             </w:r>
           </w:p>
           <w:p>
@@ -1705,15 +1702,12 @@
               <w:t xml:space="preserve">: </w:t>
             </w:r>
             <w:r>
-              <w:t xml:space="preserve">"haha" </w:t>
-            </w:r>
-          </w:p>
-          <w:p>
-            <w:pPr>
-              <w:ind w:left="0"/>
-              <w:rPr>
-                <w:rFonts w:hint="eastAsia"/>
-              </w:rPr>
+              <w:t>"haha"</w:t>
+            </w:r>
+          </w:p>
+          <w:p>
+            <w:pPr>
+              <w:ind w:left="0"/>
             </w:pPr>
             <w:r>
               <w:t>}</w:t>
@@ -1758,7 +1752,7 @@
               <w:t xml:space="preserve">: </w:t>
             </w:r>
             <w:r>
-              <w:t xml:space="preserve">"haha" </w:t>
+              <w:t>"haha"</w:t>
             </w:r>
           </w:p>
           <w:p>
@@ -1821,9 +1815,6 @@
     <w:p>
       <w:pPr>
         <w:ind w:left="0"/>
-        <w:rPr>
-          <w:rFonts w:hint="eastAsia"/>
-        </w:rPr>
       </w:pPr>
     </w:p>
     <w:p>
@@ -1833,9 +1824,6 @@
           <w:ilvl w:val="2"/>
           <w:numId w:val="10"/>
         </w:numPr>
-        <w:rPr>
-          <w:rFonts w:hint="eastAsia"/>
-        </w:rPr>
       </w:pPr>
       <w:r>
         <w:rPr>
@@ -2945,9 +2933,6 @@
     <w:p>
       <w:pPr>
         <w:ind w:left="0"/>
-        <w:rPr>
-          <w:rFonts w:hint="eastAsia"/>
-        </w:rPr>
       </w:pPr>
     </w:p>
     <w:p>
@@ -2957,9 +2942,6 @@
           <w:ilvl w:val="2"/>
           <w:numId w:val="10"/>
         </w:numPr>
-        <w:rPr>
-          <w:rFonts w:hint="eastAsia"/>
-        </w:rPr>
       </w:pPr>
       <w:r>
         <w:rPr>
@@ -3800,17 +3782,11 @@
           <w:p>
             <w:pPr>
               <w:ind w:left="0"/>
-              <w:rPr>
-                <w:rFonts w:hint="eastAsia"/>
-              </w:rPr>
-            </w:pPr>
-          </w:p>
-          <w:p>
-            <w:pPr>
-              <w:ind w:left="0"/>
-              <w:rPr>
-                <w:rFonts w:hint="eastAsia"/>
-              </w:rPr>
+            </w:pPr>
+          </w:p>
+          <w:p>
+            <w:pPr>
+              <w:ind w:left="0"/>
             </w:pPr>
           </w:p>
           <w:p>
@@ -3924,9 +3900,6 @@
           <w:p>
             <w:pPr>
               <w:ind w:left="0" w:firstLineChars="100" w:firstLine="210"/>
-              <w:rPr>
-                <w:rFonts w:hint="eastAsia"/>
-              </w:rPr>
             </w:pPr>
             <w:r>
               <w:rPr>
@@ -4020,9 +3993,6 @@
           <w:p>
             <w:pPr>
               <w:ind w:left="0" w:firstLineChars="100" w:firstLine="210"/>
-              <w:rPr>
-                <w:rFonts w:hint="eastAsia"/>
-              </w:rPr>
             </w:pPr>
             <w:r>
               <w:rPr>
@@ -4053,7 +4023,6 @@
             <w:pPr>
               <w:ind w:left="0" w:firstLineChars="100" w:firstLine="210"/>
               <w:rPr>
-                <w:rFonts w:hint="eastAsia"/>
                 <w:color w:val="000000" w:themeColor="text1"/>
               </w:rPr>
             </w:pPr>
@@ -4082,7 +4051,6 @@
             <w:pPr>
               <w:ind w:left="0"/>
               <w:rPr>
-                <w:rFonts w:hint="eastAsia"/>
                 <w:color w:val="FF0000"/>
               </w:rPr>
             </w:pPr>
@@ -4126,7 +4094,6 @@
             <w:pPr>
               <w:ind w:left="0"/>
               <w:rPr>
-                <w:rFonts w:hint="eastAsia"/>
                 <w:color w:val="FF0000"/>
               </w:rPr>
             </w:pPr>
@@ -4209,9 +4176,6 @@
           <w:p>
             <w:pPr>
               <w:ind w:left="0" w:firstLineChars="100" w:firstLine="210"/>
-              <w:rPr>
-                <w:rFonts w:hint="eastAsia"/>
-              </w:rPr>
             </w:pPr>
             <w:r>
               <w:rPr>
@@ -4719,9 +4683,6 @@
           <w:p>
             <w:pPr>
               <w:ind w:left="0" w:firstLineChars="300" w:firstLine="630"/>
-              <w:rPr>
-                <w:rFonts w:hint="eastAsia"/>
-              </w:rPr>
             </w:pPr>
             <w:r>
               <w:rPr>
@@ -4775,9 +4736,6 @@
           <w:p>
             <w:pPr>
               <w:ind w:left="0" w:firstLineChars="300" w:firstLine="630"/>
-              <w:rPr>
-                <w:rFonts w:hint="eastAsia"/>
-              </w:rPr>
             </w:pPr>
             <w:r>
               <w:rPr>
@@ -4789,9 +4747,6 @@
           <w:p>
             <w:pPr>
               <w:ind w:left="0" w:firstLineChars="300" w:firstLine="630"/>
-              <w:rPr>
-                <w:rFonts w:hint="eastAsia"/>
-              </w:rPr>
             </w:pPr>
             <w:r>
               <w:rPr>
@@ -4803,9 +4758,6 @@
           <w:p>
             <w:pPr>
               <w:ind w:left="0" w:firstLineChars="300" w:firstLine="630"/>
-              <w:rPr>
-                <w:rFonts w:hint="eastAsia"/>
-              </w:rPr>
             </w:pPr>
             <w:r>
               <w:rPr>
@@ -4817,9 +4769,6 @@
           <w:p>
             <w:pPr>
               <w:ind w:left="0" w:firstLineChars="300" w:firstLine="630"/>
-              <w:rPr>
-                <w:rFonts w:hint="eastAsia"/>
-              </w:rPr>
             </w:pPr>
             <w:r>
               <w:rPr>
@@ -4831,9 +4780,6 @@
           <w:p>
             <w:pPr>
               <w:ind w:left="0" w:firstLineChars="300" w:firstLine="630"/>
-              <w:rPr>
-                <w:rFonts w:hint="eastAsia"/>
-              </w:rPr>
             </w:pPr>
             <w:r>
               <w:rPr>
@@ -4863,9 +4809,6 @@
           <w:p>
             <w:pPr>
               <w:ind w:left="0"/>
-              <w:rPr>
-                <w:rFonts w:hint="eastAsia"/>
-              </w:rPr>
             </w:pPr>
             <w:r>
               <w:rPr>
@@ -4907,9 +4850,6 @@
           <w:p>
             <w:pPr>
               <w:ind w:left="0"/>
-              <w:rPr>
-                <w:rFonts w:hint="eastAsia"/>
-              </w:rPr>
             </w:pPr>
             <w:r>
               <w:rPr>
@@ -4951,9 +4891,6 @@
           <w:p>
             <w:pPr>
               <w:ind w:left="0"/>
-              <w:rPr>
-                <w:rFonts w:hint="eastAsia"/>
-              </w:rPr>
             </w:pPr>
             <w:r>
               <w:rPr>
@@ -5003,9 +4940,6 @@
           <w:p>
             <w:pPr>
               <w:ind w:left="0" w:firstLineChars="100" w:firstLine="210"/>
-              <w:rPr>
-                <w:rFonts w:hint="eastAsia"/>
-              </w:rPr>
             </w:pPr>
             <w:r>
               <w:t xml:space="preserve">], </w:t>
@@ -5359,9 +5293,6 @@
           <w:ilvl w:val="2"/>
           <w:numId w:val="10"/>
         </w:numPr>
-        <w:rPr>
-          <w:rFonts w:hint="eastAsia"/>
-        </w:rPr>
       </w:pPr>
       <w:r>
         <w:rPr>
@@ -5733,9 +5664,6 @@
           <w:p>
             <w:pPr>
               <w:ind w:left="0" w:firstLineChars="100" w:firstLine="210"/>
-              <w:rPr>
-                <w:rFonts w:hint="eastAsia"/>
-              </w:rPr>
             </w:pPr>
             <w:r>
               <w:rPr>
@@ -5805,7 +5733,6 @@
             <w:pPr>
               <w:ind w:left="0" w:firstLineChars="300" w:firstLine="630"/>
               <w:rPr>
-                <w:rFonts w:hint="eastAsia"/>
                 <w:color w:val="000000" w:themeColor="text1"/>
               </w:rPr>
             </w:pPr>
@@ -5828,7 +5755,6 @@
             <w:pPr>
               <w:ind w:left="0"/>
               <w:rPr>
-                <w:rFonts w:hint="eastAsia"/>
                 <w:color w:val="FF0000"/>
               </w:rPr>
             </w:pPr>
@@ -5865,7 +5791,6 @@
             <w:pPr>
               <w:ind w:left="0"/>
               <w:rPr>
-                <w:rFonts w:hint="eastAsia"/>
                 <w:color w:val="FF0000"/>
               </w:rPr>
             </w:pPr>
@@ -5957,9 +5882,6 @@
           <w:p>
             <w:pPr>
               <w:ind w:left="0"/>
-              <w:rPr>
-                <w:rFonts w:hint="eastAsia"/>
-              </w:rPr>
             </w:pPr>
             <w:r>
               <w:rPr>
@@ -6087,9 +6009,6 @@
           <w:p>
             <w:pPr>
               <w:ind w:left="0"/>
-              <w:rPr>
-                <w:rFonts w:hint="eastAsia"/>
-              </w:rPr>
             </w:pPr>
             <w:r>
               <w:t xml:space="preserve">  </w:t>
@@ -6126,9 +6045,6 @@
           <w:p>
             <w:pPr>
               <w:ind w:left="0" w:firstLineChars="300" w:firstLine="630"/>
-              <w:rPr>
-                <w:rFonts w:hint="eastAsia"/>
-              </w:rPr>
             </w:pPr>
             <w:r>
               <w:rPr>
@@ -6140,9 +6056,6 @@
           <w:p>
             <w:pPr>
               <w:ind w:left="0" w:firstLineChars="300" w:firstLine="630"/>
-              <w:rPr>
-                <w:rFonts w:hint="eastAsia"/>
-              </w:rPr>
             </w:pPr>
             <w:r>
               <w:rPr>
@@ -6154,9 +6067,6 @@
           <w:p>
             <w:pPr>
               <w:ind w:left="0" w:firstLineChars="300" w:firstLine="630"/>
-              <w:rPr>
-                <w:rFonts w:hint="eastAsia"/>
-              </w:rPr>
             </w:pPr>
             <w:r>
               <w:rPr>
@@ -6168,9 +6078,6 @@
           <w:p>
             <w:pPr>
               <w:ind w:left="0" w:firstLineChars="300" w:firstLine="630"/>
-              <w:rPr>
-                <w:rFonts w:hint="eastAsia"/>
-              </w:rPr>
             </w:pPr>
             <w:r>
               <w:rPr>
@@ -6182,9 +6089,6 @@
           <w:p>
             <w:pPr>
               <w:ind w:left="0" w:firstLineChars="300" w:firstLine="630"/>
-              <w:rPr>
-                <w:rFonts w:hint="eastAsia"/>
-              </w:rPr>
             </w:pPr>
             <w:r>
               <w:rPr>
@@ -6196,9 +6100,6 @@
           <w:p>
             <w:pPr>
               <w:ind w:left="0" w:firstLineChars="300" w:firstLine="630"/>
-              <w:rPr>
-                <w:rFonts w:hint="eastAsia"/>
-              </w:rPr>
             </w:pPr>
             <w:r>
               <w:rPr>
@@ -6228,9 +6129,6 @@
           <w:p>
             <w:pPr>
               <w:ind w:left="0"/>
-              <w:rPr>
-                <w:rFonts w:hint="eastAsia"/>
-              </w:rPr>
             </w:pPr>
             <w:r>
               <w:rPr>
@@ -6278,9 +6176,6 @@
           <w:p>
             <w:pPr>
               <w:ind w:left="0"/>
-              <w:rPr>
-                <w:rFonts w:hint="eastAsia"/>
-              </w:rPr>
             </w:pPr>
             <w:r>
               <w:rPr>
@@ -6322,9 +6217,6 @@
           <w:p>
             <w:pPr>
               <w:ind w:left="0"/>
-              <w:rPr>
-                <w:rFonts w:hint="eastAsia"/>
-              </w:rPr>
             </w:pPr>
             <w:r>
               <w:rPr>
@@ -6366,17 +6258,11 @@
           <w:p>
             <w:pPr>
               <w:ind w:left="0" w:firstLineChars="300" w:firstLine="630"/>
-              <w:rPr>
-                <w:rFonts w:hint="eastAsia"/>
-              </w:rPr>
             </w:pPr>
           </w:p>
           <w:p>
             <w:pPr>
               <w:ind w:left="0" w:firstLineChars="200" w:firstLine="420"/>
-              <w:rPr>
-                <w:rFonts w:hint="eastAsia"/>
-              </w:rPr>
             </w:pPr>
             <w:r>
               <w:t xml:space="preserve">} </w:t>
@@ -6385,9 +6271,6 @@
           <w:p>
             <w:pPr>
               <w:ind w:left="0"/>
-              <w:rPr>
-                <w:rFonts w:hint="eastAsia"/>
-              </w:rPr>
             </w:pPr>
             <w:r>
               <w:rPr>
@@ -7059,9 +6942,6 @@
           <w:ilvl w:val="2"/>
           <w:numId w:val="10"/>
         </w:numPr>
-        <w:rPr>
-          <w:rFonts w:hint="eastAsia"/>
-        </w:rPr>
       </w:pPr>
       <w:r>
         <w:rPr>
@@ -7608,9 +7488,6 @@
           <w:ilvl w:val="2"/>
           <w:numId w:val="10"/>
         </w:numPr>
-        <w:rPr>
-          <w:rFonts w:hint="eastAsia"/>
-        </w:rPr>
       </w:pPr>
       <w:r>
         <w:rPr>
@@ -8095,9 +7972,6 @@
           <w:p>
             <w:pPr>
               <w:ind w:left="0"/>
-              <w:rPr>
-                <w:rFonts w:hint="eastAsia"/>
-              </w:rPr>
             </w:pPr>
             <w:r>
               <w:rPr>
@@ -8179,9 +8053,6 @@
           <w:ilvl w:val="1"/>
           <w:numId w:val="10"/>
         </w:numPr>
-        <w:rPr>
-          <w:rFonts w:hint="eastAsia"/>
-        </w:rPr>
       </w:pPr>
       <w:r>
         <w:rPr>
@@ -8220,9 +8091,6 @@
     <w:p>
       <w:pPr>
         <w:ind w:left="0"/>
-        <w:rPr>
-          <w:rFonts w:hint="eastAsia"/>
-        </w:rPr>
       </w:pPr>
       <w:r>
         <w:rPr>
@@ -8244,9 +8112,6 @@
           <w:ilvl w:val="2"/>
           <w:numId w:val="10"/>
         </w:numPr>
-        <w:rPr>
-          <w:rFonts w:hint="eastAsia"/>
-        </w:rPr>
       </w:pPr>
       <w:r>
         <w:rPr>
@@ -9296,9 +9161,6 @@
           <w:p>
             <w:pPr>
               <w:ind w:left="0" w:firstLineChars="200" w:firstLine="420"/>
-              <w:rPr>
-                <w:rFonts w:hint="eastAsia"/>
-              </w:rPr>
             </w:pPr>
             <w:r>
               <w:t>}</w:t>
@@ -9462,9 +9324,6 @@
           <w:p>
             <w:pPr>
               <w:ind w:left="0" w:firstLineChars="200" w:firstLine="420"/>
-              <w:rPr>
-                <w:rFonts w:hint="eastAsia"/>
-              </w:rPr>
             </w:pPr>
             <w:r>
               <w:t>}</w:t>
@@ -9710,9 +9569,6 @@
           <w:ilvl w:val="2"/>
           <w:numId w:val="10"/>
         </w:numPr>
-        <w:rPr>
-          <w:rFonts w:hint="eastAsia"/>
-        </w:rPr>
       </w:pPr>
       <w:r>
         <w:rPr>
@@ -10446,9 +10302,6 @@
           <w:p>
             <w:pPr>
               <w:ind w:left="0" w:firstLineChars="200" w:firstLine="420"/>
-              <w:rPr>
-                <w:rFonts w:hint="eastAsia"/>
-              </w:rPr>
             </w:pPr>
             <w:r>
               <w:t>}</w:t>
@@ -10606,9 +10459,6 @@
           <w:p>
             <w:pPr>
               <w:ind w:left="0" w:firstLineChars="200" w:firstLine="420"/>
-              <w:rPr>
-                <w:rFonts w:hint="eastAsia"/>
-              </w:rPr>
             </w:pPr>
             <w:r>
               <w:t>}</w:t>
@@ -10979,9 +10829,6 @@
           <w:p>
             <w:pPr>
               <w:ind w:left="0"/>
-              <w:rPr>
-                <w:rFonts w:hint="eastAsia"/>
-              </w:rPr>
             </w:pPr>
             <w:r>
               <w:rPr>
@@ -10999,9 +10846,6 @@
           <w:p>
             <w:pPr>
               <w:ind w:left="0"/>
-              <w:rPr>
-                <w:rFonts w:hint="eastAsia"/>
-              </w:rPr>
             </w:pPr>
           </w:p>
           <w:p>
@@ -11057,9 +10901,6 @@
           <w:p>
             <w:pPr>
               <w:ind w:left="0" w:firstLineChars="100" w:firstLine="210"/>
-              <w:rPr>
-                <w:rFonts w:hint="eastAsia"/>
-              </w:rPr>
             </w:pPr>
             <w:r>
               <w:rPr>
@@ -11086,9 +10927,6 @@
           <w:p>
             <w:pPr>
               <w:ind w:left="0" w:firstLineChars="100" w:firstLine="210"/>
-              <w:rPr>
-                <w:rFonts w:hint="eastAsia"/>
-              </w:rPr>
             </w:pPr>
             <w:r>
               <w:rPr>
@@ -11127,9 +10965,6 @@
           <w:p>
             <w:pPr>
               <w:ind w:left="0" w:firstLineChars="100" w:firstLine="210"/>
-              <w:rPr>
-                <w:rFonts w:hint="eastAsia"/>
-              </w:rPr>
             </w:pPr>
             <w:r>
               <w:rPr>
@@ -11187,40 +11022,382 @@
           </w:p>
           <w:p>
             <w:pPr>
+              <w:ind w:left="0" w:firstLineChars="100" w:firstLine="210"/>
+              <w:rPr>
+                <w:color w:val="FF0000"/>
+              </w:rPr>
+            </w:pPr>
+            <w:r>
+              <w:rPr>
+                <w:rFonts w:hint="eastAsia"/>
+              </w:rPr>
+              <w:t xml:space="preserve">    </w:t>
+            </w:r>
+            <w:r>
+              <w:rPr>
+                <w:rFonts w:hint="eastAsia"/>
+                <w:color w:val="FF0000"/>
+              </w:rPr>
+              <w:t>executormemory:</w:t>
+            </w:r>
+            <w:r>
+              <w:rPr>
+                <w:rFonts w:hint="eastAsia"/>
+                <w:color w:val="FF0000"/>
+              </w:rPr>
+              <w:t>执行器所占内存大小</w:t>
+            </w:r>
+            <w:r>
+              <w:rPr>
+                <w:rFonts w:hint="eastAsia"/>
+                <w:color w:val="FF0000"/>
+              </w:rPr>
+              <w:t>（所有主机必须一致）</w:t>
+            </w:r>
+          </w:p>
+          <w:p>
+            <w:pPr>
               <w:ind w:left="0" w:firstLineChars="300" w:firstLine="630"/>
             </w:pPr>
             <w:r>
               <w:rPr>
                 <w:rFonts w:hint="eastAsia"/>
-              </w:rPr>
-              <w:t>worker</w:t>
-            </w:r>
-            <w:r>
-              <w:t>port</w:t>
-            </w:r>
-            <w:r>
-              <w:rPr>
-                <w:rFonts w:hint="eastAsia"/>
-              </w:rPr>
-              <w:t xml:space="preserve">: </w:t>
-            </w:r>
-            <w:r>
-              <w:rPr>
-                <w:rFonts w:hint="eastAsia"/>
-              </w:rPr>
-              <w:t>工作节点端口号</w:t>
-            </w:r>
-            <w:r>
-              <w:rPr>
-                <w:rFonts w:hint="eastAsia"/>
+                <w:color w:val="FF0000"/>
+              </w:rPr>
+              <w:t>installpath</w:t>
+            </w:r>
+            <w:r>
+              <w:rPr>
+                <w:rFonts w:hint="eastAsia"/>
+                <w:color w:val="FF0000"/>
+              </w:rPr>
+              <w:t>：</w:t>
+            </w:r>
+            <w:r>
+              <w:rPr>
+                <w:rFonts w:hint="eastAsia"/>
+                <w:color w:val="FF0000"/>
+              </w:rPr>
+              <w:t>spark</w:t>
+            </w:r>
+            <w:r>
+              <w:rPr>
+                <w:rFonts w:hint="eastAsia"/>
+                <w:color w:val="FF0000"/>
+              </w:rPr>
+              <w:t>安装目录</w:t>
+            </w:r>
+          </w:p>
+          <w:p>
+            <w:pPr>
+              <w:ind w:left="0" w:firstLineChars="300" w:firstLine="630"/>
+              <w:rPr>
+                <w:color w:val="FF0000"/>
+              </w:rPr>
+            </w:pPr>
+            <w:r>
+              <w:rPr>
+                <w:color w:val="FF0000"/>
+              </w:rPr>
+              <w:t>masterport</w:t>
+            </w:r>
+            <w:r>
+              <w:rPr>
+                <w:rFonts w:hint="eastAsia"/>
+                <w:color w:val="FF0000"/>
+              </w:rPr>
+              <w:t xml:space="preserve">: </w:t>
+            </w:r>
+            <w:r>
+              <w:rPr>
+                <w:rFonts w:hint="eastAsia"/>
+                <w:color w:val="FF0000"/>
+              </w:rPr>
+              <w:t>主节点端口号</w:t>
+            </w:r>
+          </w:p>
+          <w:p>
+            <w:pPr>
+              <w:ind w:left="0" w:firstLineChars="300" w:firstLine="630"/>
+              <w:rPr>
+                <w:color w:val="FF0000"/>
+              </w:rPr>
+            </w:pPr>
+            <w:r>
+              <w:rPr>
+                <w:rFonts w:hint="eastAsia"/>
+                <w:color w:val="FF0000"/>
+              </w:rPr>
+              <w:t>masterwebuiport:</w:t>
+            </w:r>
+            <w:r>
+              <w:rPr>
+                <w:rFonts w:hint="eastAsia"/>
+                <w:color w:val="FF0000"/>
+              </w:rPr>
+              <w:t>主节点</w:t>
+            </w:r>
+            <w:r>
+              <w:rPr>
+                <w:rFonts w:hint="eastAsia"/>
+                <w:color w:val="FF0000"/>
+              </w:rPr>
+              <w:t>web</w:t>
+            </w:r>
+            <w:r>
+              <w:rPr>
+                <w:rFonts w:hint="eastAsia"/>
+                <w:color w:val="FF0000"/>
+              </w:rPr>
+              <w:t>端口号</w:t>
+            </w:r>
+          </w:p>
+          <w:p>
+            <w:pPr>
+              <w:ind w:left="0" w:firstLineChars="300" w:firstLine="630"/>
+              <w:rPr>
+                <w:color w:val="FF0000"/>
+              </w:rPr>
+            </w:pPr>
+            <w:r>
+              <w:rPr>
+                <w:rFonts w:hint="eastAsia"/>
+                <w:color w:val="FF0000"/>
+              </w:rPr>
+              <w:t>workerinstance: worker</w:t>
+            </w:r>
+            <w:r>
+              <w:rPr>
+                <w:rFonts w:hint="eastAsia"/>
+                <w:color w:val="FF0000"/>
+              </w:rPr>
+              <w:t>的实例数</w:t>
+            </w:r>
+          </w:p>
+          <w:p>
+            <w:pPr>
+              <w:ind w:left="0" w:firstLineChars="300" w:firstLine="630"/>
+              <w:rPr>
+                <w:color w:val="FF0000"/>
+              </w:rPr>
+            </w:pPr>
+            <w:r>
+              <w:rPr>
+                <w:rFonts w:hint="eastAsia"/>
+                <w:color w:val="FF0000"/>
+              </w:rPr>
+              <w:t>workerwebuiport:</w:t>
+            </w:r>
+            <w:r>
+              <w:rPr>
+                <w:rFonts w:hint="eastAsia"/>
+                <w:color w:val="FF0000"/>
+              </w:rPr>
+              <w:t>工作节点</w:t>
+            </w:r>
+            <w:r>
+              <w:rPr>
+                <w:rFonts w:hint="eastAsia"/>
+                <w:color w:val="FF0000"/>
+              </w:rPr>
+              <w:t>web</w:t>
+            </w:r>
+            <w:r>
+              <w:rPr>
+                <w:rFonts w:hint="eastAsia"/>
+                <w:color w:val="FF0000"/>
+              </w:rPr>
+              <w:t>端口号</w:t>
+            </w:r>
+          </w:p>
+          <w:p>
+            <w:pPr>
+              <w:ind w:left="0" w:firstLineChars="300" w:firstLine="630"/>
+              <w:rPr>
+                <w:color w:val="FF0000"/>
+              </w:rPr>
+            </w:pPr>
+            <w:r>
+              <w:rPr>
+                <w:rFonts w:hint="eastAsia"/>
+                <w:color w:val="FF0000"/>
+              </w:rPr>
+              <w:t>javaopts:</w:t>
+            </w:r>
+            <w:r>
+              <w:rPr>
+                <w:rFonts w:hint="eastAsia"/>
+                <w:color w:val="FF0000"/>
+              </w:rPr>
+              <w:t>java</w:t>
+            </w:r>
+            <w:r>
+              <w:rPr>
+                <w:rFonts w:hint="eastAsia"/>
+                <w:color w:val="FF0000"/>
+              </w:rPr>
+              <w:t>运行参数</w:t>
+            </w:r>
+            <w:r>
+              <w:rPr>
+                <w:rFonts w:hint="eastAsia"/>
+                <w:color w:val="FF0000"/>
               </w:rPr>
               <w:t>(</w:t>
             </w:r>
             <w:r>
               <w:rPr>
                 <w:rFonts w:hint="eastAsia"/>
-              </w:rPr>
-              <w:t>留空为随机</w:t>
+                <w:color w:val="FF0000"/>
+              </w:rPr>
+              <w:t>用于多</w:t>
+            </w:r>
+            <w:r>
+              <w:rPr>
+                <w:rFonts w:hint="eastAsia"/>
+                <w:color w:val="FF0000"/>
+              </w:rPr>
+              <w:t>master</w:t>
+            </w:r>
+            <w:r>
+              <w:rPr>
+                <w:rFonts w:hint="eastAsia"/>
+                <w:color w:val="FF0000"/>
+              </w:rPr>
+              <w:t>时连接</w:t>
+            </w:r>
+            <w:r>
+              <w:rPr>
+                <w:rFonts w:hint="eastAsia"/>
+                <w:color w:val="FF0000"/>
+              </w:rPr>
+              <w:t>zookeeper)</w:t>
+            </w:r>
+          </w:p>
+          <w:p>
+            <w:pPr>
+              <w:ind w:left="0" w:firstLineChars="300" w:firstLine="630"/>
+            </w:pPr>
+            <w:r>
+              <w:t>sparkclasspath</w:t>
+            </w:r>
+            <w:r>
+              <w:rPr>
+                <w:rFonts w:hint="eastAsia"/>
+              </w:rPr>
+              <w:t xml:space="preserve">: </w:t>
+            </w:r>
+            <w:r>
+              <w:rPr>
+                <w:rFonts w:hint="eastAsia"/>
+              </w:rPr>
+              <w:t>依赖的</w:t>
+            </w:r>
+            <w:r>
+              <w:rPr>
+                <w:rFonts w:hint="eastAsia"/>
+              </w:rPr>
+              <w:t>jar</w:t>
+            </w:r>
+            <w:r>
+              <w:rPr>
+                <w:rFonts w:hint="eastAsia"/>
+              </w:rPr>
+              <w:t>包</w:t>
+            </w:r>
+          </w:p>
+          <w:p>
+            <w:r>
+              <w:rPr>
+                <w:rFonts w:hint="eastAsia"/>
+              </w:rPr>
+              <w:t xml:space="preserve">}, </w:t>
+            </w:r>
+            <w:r>
+              <w:t>…</w:t>
+            </w:r>
+          </w:p>
+          <w:p>
+            <w:pPr>
+              <w:ind w:left="0" w:firstLineChars="100" w:firstLine="210"/>
+            </w:pPr>
+            <w:r>
+              <w:rPr>
+                <w:rFonts w:hint="eastAsia"/>
+              </w:rPr>
+              <w:t>]</w:t>
+            </w:r>
+          </w:p>
+          <w:p>
+            <w:pPr>
+              <w:ind w:left="0" w:firstLineChars="100" w:firstLine="210"/>
+            </w:pPr>
+            <w:r>
+              <w:t>BusinessName</w:t>
+            </w:r>
+            <w:r>
+              <w:rPr>
+                <w:rFonts w:hint="eastAsia"/>
+              </w:rPr>
+              <w:t xml:space="preserve">: </w:t>
+            </w:r>
+            <w:r>
+              <w:rPr>
+                <w:rFonts w:hint="eastAsia"/>
+              </w:rPr>
+              <w:t>业务名</w:t>
+            </w:r>
+          </w:p>
+          <w:p>
+            <w:pPr>
+              <w:ind w:left="0" w:firstLineChars="100" w:firstLine="210"/>
+            </w:pPr>
+            <w:r>
+              <w:t>BusinessType</w:t>
+            </w:r>
+            <w:r>
+              <w:rPr>
+                <w:rFonts w:hint="eastAsia"/>
+              </w:rPr>
+              <w:t xml:space="preserve">: </w:t>
+            </w:r>
+            <w:r>
+              <w:rPr>
+                <w:rFonts w:hint="eastAsia"/>
+              </w:rPr>
+              <w:t>业务类型</w:t>
+            </w:r>
+          </w:p>
+          <w:p>
+            <w:pPr>
+              <w:ind w:left="0" w:firstLineChars="100" w:firstLine="210"/>
+            </w:pPr>
+            <w:r>
+              <w:t>DeployMod</w:t>
+            </w:r>
+            <w:r>
+              <w:rPr>
+                <w:rFonts w:hint="eastAsia"/>
+              </w:rPr>
+              <w:t xml:space="preserve">: </w:t>
+            </w:r>
+            <w:r>
+              <w:rPr>
+                <w:rFonts w:hint="eastAsia"/>
+              </w:rPr>
+              <w:t>业务部署模式</w:t>
+            </w:r>
+            <w:r>
+              <w:rPr>
+                <w:rFonts w:hint="eastAsia"/>
+              </w:rPr>
+              <w:t>(</w:t>
+            </w:r>
+            <w:r>
+              <w:rPr>
+                <w:rFonts w:hint="eastAsia"/>
+              </w:rPr>
+              <w:t>分布</w:t>
             </w:r>
             <w:r>
               <w:rPr>
@@ -11232,450 +11409,285 @@
           <w:p>
             <w:pPr>
               <w:ind w:left="0" w:firstLineChars="100" w:firstLine="210"/>
-              <w:rPr>
-                <w:rFonts w:hint="eastAsia"/>
-                <w:color w:val="FF0000"/>
-              </w:rPr>
-            </w:pPr>
-            <w:r>
-              <w:rPr>
-                <w:rFonts w:hint="eastAsia"/>
-              </w:rPr>
-              <w:t xml:space="preserve">    </w:t>
-            </w:r>
-            <w:r>
-              <w:rPr>
-                <w:rFonts w:hint="eastAsia"/>
-                <w:color w:val="FF0000"/>
-              </w:rPr>
-              <w:t>executormemory:</w:t>
-            </w:r>
-            <w:r>
-              <w:rPr>
-                <w:rFonts w:hint="eastAsia"/>
-                <w:color w:val="FF0000"/>
-              </w:rPr>
-              <w:t>执行器所占内存大小</w:t>
-            </w:r>
-            <w:r>
-              <w:rPr>
-                <w:rFonts w:hint="eastAsia"/>
-                <w:color w:val="FF0000"/>
-              </w:rPr>
-              <w:t>（所有主机必须一致）</w:t>
-            </w:r>
-          </w:p>
-          <w:p>
-            <w:pPr>
-              <w:ind w:left="0" w:firstLineChars="300" w:firstLine="630"/>
-              <w:rPr>
-                <w:rFonts w:hint="eastAsia"/>
-              </w:rPr>
-            </w:pPr>
-            <w:r>
-              <w:rPr>
-                <w:rFonts w:hint="eastAsia"/>
-                <w:color w:val="FF0000"/>
-              </w:rPr>
-              <w:t>installpath</w:t>
-            </w:r>
-            <w:r>
-              <w:rPr>
-                <w:rFonts w:hint="eastAsia"/>
-                <w:color w:val="FF0000"/>
-              </w:rPr>
-              <w:t>：</w:t>
-            </w:r>
-            <w:r>
-              <w:rPr>
-                <w:rFonts w:hint="eastAsia"/>
-                <w:color w:val="FF0000"/>
-              </w:rPr>
-              <w:t>spark</w:t>
-            </w:r>
-            <w:r>
-              <w:rPr>
-                <w:rFonts w:hint="eastAsia"/>
-                <w:color w:val="FF0000"/>
-              </w:rPr>
-              <w:t>安装目录</w:t>
-            </w:r>
-          </w:p>
-          <w:p>
-            <w:pPr>
-              <w:ind w:left="0" w:firstLineChars="300" w:firstLine="630"/>
-              <w:rPr>
-                <w:rFonts w:hint="eastAsia"/>
-                <w:color w:val="FF0000"/>
-              </w:rPr>
-            </w:pPr>
-            <w:r>
-              <w:rPr>
-                <w:color w:val="FF0000"/>
-              </w:rPr>
-              <w:t>masterport</w:t>
-            </w:r>
-            <w:r>
-              <w:rPr>
-                <w:rFonts w:hint="eastAsia"/>
-                <w:color w:val="FF0000"/>
-              </w:rPr>
-              <w:t xml:space="preserve">: </w:t>
-            </w:r>
-            <w:r>
-              <w:rPr>
-                <w:rFonts w:hint="eastAsia"/>
-                <w:color w:val="FF0000"/>
-              </w:rPr>
-              <w:t>主节点端口号</w:t>
-            </w:r>
-          </w:p>
-          <w:p>
-            <w:pPr>
-              <w:ind w:left="0" w:firstLineChars="300" w:firstLine="630"/>
-              <w:rPr>
-                <w:rFonts w:hint="eastAsia"/>
-                <w:color w:val="FF0000"/>
-              </w:rPr>
-            </w:pPr>
-            <w:r>
-              <w:rPr>
-                <w:rFonts w:hint="eastAsia"/>
-                <w:color w:val="FF0000"/>
-              </w:rPr>
-              <w:t>masterwebuiport:</w:t>
-            </w:r>
-            <w:r>
-              <w:rPr>
-                <w:rFonts w:hint="eastAsia"/>
-                <w:color w:val="FF0000"/>
-              </w:rPr>
-              <w:t>主节点</w:t>
-            </w:r>
-            <w:r>
-              <w:rPr>
-                <w:rFonts w:hint="eastAsia"/>
-                <w:color w:val="FF0000"/>
-              </w:rPr>
-              <w:t>web</w:t>
-            </w:r>
-            <w:r>
-              <w:rPr>
-                <w:rFonts w:hint="eastAsia"/>
-                <w:color w:val="FF0000"/>
-              </w:rPr>
-              <w:t>端口号</w:t>
-            </w:r>
-          </w:p>
-          <w:p>
-            <w:pPr>
-              <w:ind w:left="0" w:firstLineChars="300" w:firstLine="630"/>
-              <w:rPr>
-                <w:rFonts w:hint="eastAsia"/>
-                <w:color w:val="FF0000"/>
-              </w:rPr>
-            </w:pPr>
-            <w:r>
-              <w:rPr>
-                <w:rFonts w:hint="eastAsia"/>
-                <w:color w:val="FF0000"/>
-              </w:rPr>
-              <w:t>workerinstance: worker</w:t>
-            </w:r>
-            <w:r>
-              <w:rPr>
-                <w:rFonts w:hint="eastAsia"/>
-                <w:color w:val="FF0000"/>
-              </w:rPr>
-              <w:t>的实例数</w:t>
-            </w:r>
-          </w:p>
-          <w:p>
-            <w:pPr>
-              <w:ind w:left="0" w:firstLineChars="300" w:firstLine="630"/>
-              <w:rPr>
-                <w:rFonts w:hint="eastAsia"/>
-                <w:color w:val="FF0000"/>
-              </w:rPr>
-            </w:pPr>
-            <w:r>
-              <w:rPr>
-                <w:rFonts w:hint="eastAsia"/>
-                <w:color w:val="FF0000"/>
-              </w:rPr>
-              <w:t>workerwebuiport:</w:t>
-            </w:r>
-            <w:r>
-              <w:rPr>
-                <w:rFonts w:hint="eastAsia"/>
-                <w:color w:val="FF0000"/>
-              </w:rPr>
-              <w:t>工作节点</w:t>
-            </w:r>
-            <w:r>
-              <w:rPr>
-                <w:rFonts w:hint="eastAsia"/>
-                <w:color w:val="FF0000"/>
-              </w:rPr>
-              <w:t>web</w:t>
-            </w:r>
-            <w:r>
-              <w:rPr>
-                <w:rFonts w:hint="eastAsia"/>
-                <w:color w:val="FF0000"/>
-              </w:rPr>
-              <w:t>端口号</w:t>
-            </w:r>
-          </w:p>
-          <w:p>
-            <w:pPr>
-              <w:ind w:left="0" w:firstLineChars="300" w:firstLine="630"/>
-              <w:rPr>
-                <w:rFonts w:hint="eastAsia"/>
-                <w:color w:val="FF0000"/>
-              </w:rPr>
-            </w:pPr>
-            <w:r>
-              <w:rPr>
-                <w:rFonts w:hint="eastAsia"/>
-                <w:color w:val="FF0000"/>
-              </w:rPr>
-              <w:t>javaopts:</w:t>
-            </w:r>
-            <w:r>
-              <w:rPr>
-                <w:rFonts w:hint="eastAsia"/>
-                <w:color w:val="FF0000"/>
-              </w:rPr>
-              <w:t>java</w:t>
-            </w:r>
-            <w:r>
-              <w:rPr>
-                <w:rFonts w:hint="eastAsia"/>
-                <w:color w:val="FF0000"/>
-              </w:rPr>
-              <w:t>运行参数</w:t>
-            </w:r>
-            <w:r>
-              <w:rPr>
-                <w:rFonts w:hint="eastAsia"/>
-                <w:color w:val="FF0000"/>
+            </w:pPr>
+            <w:r>
+              <w:t>ClusterName</w:t>
+            </w:r>
+            <w:r>
+              <w:rPr>
+                <w:rFonts w:hint="eastAsia"/>
+              </w:rPr>
+              <w:t xml:space="preserve">: </w:t>
+            </w:r>
+            <w:r>
+              <w:rPr>
+                <w:rFonts w:hint="eastAsia"/>
+              </w:rPr>
+              <w:t>集群名字</w:t>
+            </w:r>
+          </w:p>
+          <w:p>
+            <w:pPr>
+              <w:ind w:left="0" w:firstLineChars="100" w:firstLine="210"/>
+            </w:pPr>
+            <w:r>
+              <w:t>Property</w:t>
+            </w:r>
+            <w:r>
+              <w:rPr>
+                <w:rFonts w:hint="eastAsia"/>
+              </w:rPr>
+              <w:t xml:space="preserve">: </w:t>
+            </w:r>
+            <w:r>
+              <w:rPr>
+                <w:rFonts w:hint="eastAsia"/>
+              </w:rPr>
+              <w:t>节点详细配置项</w:t>
+            </w:r>
+          </w:p>
+          <w:p>
+            <w:pPr>
+              <w:ind w:left="0"/>
+            </w:pPr>
+            <w:r>
+              <w:rPr>
+                <w:rFonts w:hint="eastAsia"/>
+              </w:rPr>
+              <w:t xml:space="preserve">  [</w:t>
+            </w:r>
+          </w:p>
+          <w:p>
+            <w:pPr>
+              <w:ind w:left="0" w:firstLine="405"/>
+            </w:pPr>
+            <w:r>
+              <w:rPr>
+                <w:rFonts w:hint="eastAsia"/>
+              </w:rPr>
+              <w:t>{</w:t>
+            </w:r>
+          </w:p>
+          <w:p>
+            <w:pPr>
+              <w:ind w:left="0" w:firstLine="405"/>
+            </w:pPr>
+            <w:r>
+              <w:rPr>
+                <w:rFonts w:hint="eastAsia"/>
+              </w:rPr>
+              <w:t xml:space="preserve">  </w:t>
+            </w:r>
+            <w:r>
+              <w:t>Name</w:t>
+            </w:r>
+            <w:r>
+              <w:rPr>
+                <w:rFonts w:hint="eastAsia"/>
+              </w:rPr>
+              <w:t xml:space="preserve">: </w:t>
+            </w:r>
+            <w:r>
+              <w:rPr>
+                <w:rFonts w:hint="eastAsia"/>
+              </w:rPr>
+              <w:t>配置项的名字</w:t>
+            </w:r>
+          </w:p>
+          <w:p>
+            <w:pPr>
+              <w:ind w:left="0" w:firstLineChars="291" w:firstLine="611"/>
+            </w:pPr>
+            <w:r>
+              <w:t>WebName</w:t>
+            </w:r>
+            <w:r>
+              <w:rPr>
+                <w:rFonts w:hint="eastAsia"/>
+              </w:rPr>
+              <w:t xml:space="preserve">: </w:t>
+            </w:r>
+            <w:r>
+              <w:rPr>
+                <w:rFonts w:hint="eastAsia"/>
+              </w:rPr>
+              <w:t>页面名字（网页显示）</w:t>
+            </w:r>
+          </w:p>
+          <w:p>
+            <w:pPr>
+              <w:ind w:left="0" w:firstLine="405"/>
+            </w:pPr>
+            <w:r>
+              <w:rPr>
+                <w:rFonts w:hint="eastAsia"/>
+              </w:rPr>
+              <w:t xml:space="preserve">  </w:t>
+            </w:r>
+            <w:r>
+              <w:t>Type</w:t>
+            </w:r>
+            <w:r>
+              <w:rPr>
+                <w:rFonts w:hint="eastAsia"/>
+              </w:rPr>
+              <w:t xml:space="preserve">: </w:t>
+            </w:r>
+            <w:r>
+              <w:rPr>
+                <w:rFonts w:hint="eastAsia"/>
+              </w:rPr>
+              <w:t>配置项值的类型</w:t>
+            </w:r>
+          </w:p>
+          <w:p>
+            <w:pPr>
+              <w:ind w:left="0" w:firstLine="405"/>
+            </w:pPr>
+            <w:r>
+              <w:rPr>
+                <w:rFonts w:hint="eastAsia"/>
+              </w:rPr>
+              <w:t xml:space="preserve">  </w:t>
+            </w:r>
+            <w:r>
+              <w:t>Default</w:t>
+            </w:r>
+            <w:r>
+              <w:rPr>
+                <w:rFonts w:hint="eastAsia"/>
+              </w:rPr>
+              <w:t xml:space="preserve">: </w:t>
+            </w:r>
+            <w:r>
+              <w:rPr>
+                <w:rFonts w:hint="eastAsia"/>
+              </w:rPr>
+              <w:t>配置项的默认值</w:t>
+            </w:r>
+          </w:p>
+          <w:p>
+            <w:pPr>
+              <w:ind w:left="0" w:firstLine="405"/>
+            </w:pPr>
+            <w:r>
+              <w:rPr>
+                <w:rFonts w:hint="eastAsia"/>
+              </w:rPr>
+              <w:t xml:space="preserve">  </w:t>
+            </w:r>
+            <w:r>
+              <w:t>Valid</w:t>
+            </w:r>
+            <w:r>
+              <w:rPr>
+                <w:rFonts w:hint="eastAsia"/>
+              </w:rPr>
+              <w:t xml:space="preserve">: </w:t>
+            </w:r>
+            <w:r>
+              <w:rPr>
+                <w:rFonts w:hint="eastAsia"/>
+              </w:rPr>
+              <w:t>配置项的合法范围</w:t>
+            </w:r>
+            <w:r>
+              <w:rPr>
+                <w:rFonts w:hint="eastAsia"/>
               </w:rPr>
               <w:t>(</w:t>
             </w:r>
             <w:r>
               <w:rPr>
                 <w:rFonts w:hint="eastAsia"/>
-                <w:color w:val="FF0000"/>
-              </w:rPr>
-              <w:t>用于多</w:t>
-            </w:r>
-            <w:r>
-              <w:rPr>
-                <w:rFonts w:hint="eastAsia"/>
-                <w:color w:val="FF0000"/>
-              </w:rPr>
-              <w:t>master</w:t>
-            </w:r>
-            <w:r>
-              <w:rPr>
-                <w:rFonts w:hint="eastAsia"/>
-                <w:color w:val="FF0000"/>
-              </w:rPr>
-              <w:t>时连接</w:t>
-            </w:r>
-            <w:r>
-              <w:rPr>
-                <w:rFonts w:hint="eastAsia"/>
-                <w:color w:val="FF0000"/>
-              </w:rPr>
-              <w:t>zookeeper)</w:t>
-            </w:r>
-          </w:p>
-          <w:p>
-            <w:pPr>
-              <w:ind w:left="0" w:firstLineChars="300" w:firstLine="630"/>
-            </w:pPr>
-            <w:r>
-              <w:t>sparkclasspath</w:t>
-            </w:r>
-            <w:r>
-              <w:rPr>
-                <w:rFonts w:hint="eastAsia"/>
-              </w:rPr>
-              <w:t xml:space="preserve">: </w:t>
-            </w:r>
-            <w:r>
-              <w:rPr>
-                <w:rFonts w:hint="eastAsia"/>
-              </w:rPr>
-              <w:t>依赖的</w:t>
-            </w:r>
-            <w:r>
-              <w:rPr>
-                <w:rFonts w:hint="eastAsia"/>
-              </w:rPr>
-              <w:t>jar</w:t>
-            </w:r>
-            <w:r>
-              <w:rPr>
-                <w:rFonts w:hint="eastAsia"/>
-              </w:rPr>
-              <w:t>包</w:t>
-            </w:r>
-          </w:p>
-          <w:p>
-            <w:r>
-              <w:rPr>
-                <w:rFonts w:hint="eastAsia"/>
-              </w:rPr>
-              <w:t xml:space="preserve">}, </w:t>
-            </w:r>
-            <w:r>
-              <w:t>…</w:t>
-            </w:r>
-          </w:p>
-          <w:p>
-            <w:pPr>
-              <w:ind w:left="0" w:firstLineChars="100" w:firstLine="210"/>
-              <w:rPr>
-                <w:rFonts w:hint="eastAsia"/>
-              </w:rPr>
-            </w:pPr>
-            <w:r>
-              <w:rPr>
-                <w:rFonts w:hint="eastAsia"/>
-              </w:rPr>
-              <w:t>]</w:t>
-            </w:r>
-          </w:p>
-          <w:p>
-            <w:pPr>
-              <w:ind w:left="0" w:firstLineChars="100" w:firstLine="210"/>
-            </w:pPr>
-            <w:r>
-              <w:t>BusinessName</w:t>
-            </w:r>
-            <w:r>
-              <w:rPr>
-                <w:rFonts w:hint="eastAsia"/>
-              </w:rPr>
-              <w:t xml:space="preserve">: </w:t>
-            </w:r>
-            <w:r>
-              <w:rPr>
-                <w:rFonts w:hint="eastAsia"/>
-              </w:rPr>
-              <w:t>业务名</w:t>
-            </w:r>
-          </w:p>
-          <w:p>
-            <w:pPr>
-              <w:ind w:left="0" w:firstLineChars="100" w:firstLine="210"/>
-            </w:pPr>
-            <w:r>
-              <w:t>BusinessType</w:t>
-            </w:r>
-            <w:r>
-              <w:rPr>
-                <w:rFonts w:hint="eastAsia"/>
-              </w:rPr>
-              <w:t xml:space="preserve">: </w:t>
-            </w:r>
-            <w:r>
-              <w:rPr>
-                <w:rFonts w:hint="eastAsia"/>
-              </w:rPr>
-              <w:t>业务类型</w:t>
-            </w:r>
-          </w:p>
-          <w:p>
-            <w:pPr>
-              <w:ind w:left="0" w:firstLineChars="100" w:firstLine="210"/>
-            </w:pPr>
-            <w:r>
-              <w:t>DeployMod</w:t>
-            </w:r>
-            <w:r>
-              <w:rPr>
-                <w:rFonts w:hint="eastAsia"/>
-              </w:rPr>
-              <w:t xml:space="preserve">: </w:t>
-            </w:r>
-            <w:r>
-              <w:rPr>
-                <w:rFonts w:hint="eastAsia"/>
-              </w:rPr>
-              <w:t>业务部署模式</w:t>
-            </w:r>
-            <w:r>
-              <w:rPr>
-                <w:rFonts w:hint="eastAsia"/>
-              </w:rPr>
-              <w:t>(</w:t>
-            </w:r>
-            <w:r>
-              <w:rPr>
-                <w:rFonts w:hint="eastAsia"/>
-              </w:rPr>
-              <w:t>分布</w:t>
-            </w:r>
-            <w:r>
-              <w:rPr>
-                <w:rFonts w:hint="eastAsia"/>
-              </w:rPr>
-              <w:t>)</w:t>
-            </w:r>
-          </w:p>
-          <w:p>
-            <w:pPr>
-              <w:ind w:left="0" w:firstLineChars="100" w:firstLine="210"/>
-            </w:pPr>
-            <w:r>
-              <w:t>ClusterName</w:t>
-            </w:r>
-            <w:r>
-              <w:rPr>
-                <w:rFonts w:hint="eastAsia"/>
-              </w:rPr>
-              <w:t xml:space="preserve">: </w:t>
-            </w:r>
-            <w:r>
-              <w:rPr>
-                <w:rFonts w:hint="eastAsia"/>
-              </w:rPr>
-              <w:t>集群名字</w:t>
-            </w:r>
-          </w:p>
-          <w:p>
-            <w:pPr>
-              <w:ind w:left="0" w:firstLineChars="100" w:firstLine="210"/>
-            </w:pPr>
-            <w:r>
-              <w:t>Property</w:t>
-            </w:r>
-            <w:r>
-              <w:rPr>
-                <w:rFonts w:hint="eastAsia"/>
-              </w:rPr>
-              <w:t xml:space="preserve">: </w:t>
-            </w:r>
-            <w:r>
-              <w:rPr>
-                <w:rFonts w:hint="eastAsia"/>
-              </w:rPr>
-              <w:t>节点详细配置项</w:t>
-            </w:r>
-          </w:p>
-          <w:p>
-            <w:pPr>
-              <w:ind w:left="0"/>
-            </w:pPr>
-            <w:r>
-              <w:rPr>
-                <w:rFonts w:hint="eastAsia"/>
-              </w:rPr>
-              <w:t xml:space="preserve">  [</w:t>
+              </w:rPr>
+              <w:t>例</w:t>
+            </w:r>
+            <w:r>
+              <w:rPr>
+                <w:rFonts w:hint="eastAsia"/>
+              </w:rPr>
+              <w:t>: 0-7)</w:t>
+            </w:r>
+          </w:p>
+          <w:p>
+            <w:pPr>
+              <w:ind w:left="0" w:firstLineChars="291" w:firstLine="611"/>
+            </w:pPr>
+            <w:r>
+              <w:t>Display</w:t>
+            </w:r>
+            <w:r>
+              <w:rPr>
+                <w:rFonts w:hint="eastAsia"/>
+              </w:rPr>
+              <w:t xml:space="preserve">: </w:t>
+            </w:r>
+            <w:r>
+              <w:rPr>
+                <w:rFonts w:hint="eastAsia"/>
+              </w:rPr>
+              <w:t>配置项的页面显示样式</w:t>
+            </w:r>
+          </w:p>
+          <w:p>
+            <w:pPr>
+              <w:ind w:left="0" w:firstLineChars="291" w:firstLine="611"/>
+            </w:pPr>
+            <w:r>
+              <w:t>Edit</w:t>
+            </w:r>
+            <w:r>
+              <w:rPr>
+                <w:rFonts w:hint="eastAsia"/>
+              </w:rPr>
+              <w:t xml:space="preserve">: </w:t>
+            </w:r>
+            <w:r>
+              <w:rPr>
+                <w:rFonts w:hint="eastAsia"/>
+              </w:rPr>
+              <w:t>配置项是否可修改</w:t>
+            </w:r>
+          </w:p>
+          <w:p>
+            <w:pPr>
+              <w:ind w:left="0" w:firstLineChars="291" w:firstLine="611"/>
+            </w:pPr>
+            <w:r>
+              <w:t>Desc</w:t>
+            </w:r>
+            <w:r>
+              <w:rPr>
+                <w:rFonts w:hint="eastAsia"/>
+              </w:rPr>
+              <w:t xml:space="preserve">: </w:t>
+            </w:r>
+            <w:r>
+              <w:rPr>
+                <w:rFonts w:hint="eastAsia"/>
+              </w:rPr>
+              <w:t>配置项的描述</w:t>
+            </w:r>
+          </w:p>
+          <w:p>
+            <w:pPr>
+              <w:ind w:left="0" w:firstLineChars="291" w:firstLine="611"/>
+            </w:pPr>
+            <w:r>
+              <w:t>Level</w:t>
+            </w:r>
+            <w:r>
+              <w:rPr>
+                <w:rFonts w:hint="eastAsia"/>
+              </w:rPr>
+              <w:t xml:space="preserve">: </w:t>
+            </w:r>
+            <w:r>
+              <w:rPr>
+                <w:rFonts w:hint="eastAsia"/>
+              </w:rPr>
+              <w:t>配置项的显示等级</w:t>
             </w:r>
           </w:p>
           <w:p>
@@ -11686,251 +11698,18 @@
               <w:rPr>
                 <w:rFonts w:hint="eastAsia"/>
               </w:rPr>
-              <w:t>{</w:t>
-            </w:r>
-          </w:p>
-          <w:p>
-            <w:pPr>
-              <w:ind w:left="0" w:firstLine="405"/>
-            </w:pPr>
-            <w:r>
-              <w:rPr>
-                <w:rFonts w:hint="eastAsia"/>
-              </w:rPr>
-              <w:t xml:space="preserve">  </w:t>
-            </w:r>
-            <w:r>
-              <w:t>Name</w:t>
-            </w:r>
-            <w:r>
-              <w:rPr>
-                <w:rFonts w:hint="eastAsia"/>
-              </w:rPr>
-              <w:t xml:space="preserve">: </w:t>
-            </w:r>
-            <w:r>
-              <w:rPr>
-                <w:rFonts w:hint="eastAsia"/>
-              </w:rPr>
-              <w:t>配置项的名字</w:t>
-            </w:r>
-          </w:p>
-          <w:p>
-            <w:pPr>
-              <w:ind w:left="0" w:firstLineChars="291" w:firstLine="611"/>
-            </w:pPr>
-            <w:r>
-              <w:t>WebName</w:t>
-            </w:r>
-            <w:r>
-              <w:rPr>
-                <w:rFonts w:hint="eastAsia"/>
-              </w:rPr>
-              <w:t xml:space="preserve">: </w:t>
-            </w:r>
-            <w:r>
-              <w:rPr>
-                <w:rFonts w:hint="eastAsia"/>
-              </w:rPr>
-              <w:t>页面名字（网页显示）</w:t>
-            </w:r>
-          </w:p>
-          <w:p>
-            <w:pPr>
-              <w:ind w:left="0" w:firstLine="405"/>
-            </w:pPr>
-            <w:r>
-              <w:rPr>
-                <w:rFonts w:hint="eastAsia"/>
-              </w:rPr>
-              <w:t xml:space="preserve">  </w:t>
-            </w:r>
-            <w:r>
-              <w:t>Type</w:t>
-            </w:r>
-            <w:r>
-              <w:rPr>
-                <w:rFonts w:hint="eastAsia"/>
-              </w:rPr>
-              <w:t xml:space="preserve">: </w:t>
-            </w:r>
-            <w:r>
-              <w:rPr>
-                <w:rFonts w:hint="eastAsia"/>
-              </w:rPr>
-              <w:t>配置项值的类型</w:t>
-            </w:r>
-          </w:p>
-          <w:p>
-            <w:pPr>
-              <w:ind w:left="0" w:firstLine="405"/>
-            </w:pPr>
-            <w:r>
-              <w:rPr>
-                <w:rFonts w:hint="eastAsia"/>
-              </w:rPr>
-              <w:t xml:space="preserve">  </w:t>
-            </w:r>
-            <w:r>
-              <w:t>Default</w:t>
-            </w:r>
-            <w:r>
-              <w:rPr>
-                <w:rFonts w:hint="eastAsia"/>
-              </w:rPr>
-              <w:t xml:space="preserve">: </w:t>
-            </w:r>
-            <w:r>
-              <w:rPr>
-                <w:rFonts w:hint="eastAsia"/>
-              </w:rPr>
-              <w:t>配置项的默认值</w:t>
-            </w:r>
-          </w:p>
-          <w:p>
-            <w:pPr>
-              <w:ind w:left="0" w:firstLine="405"/>
-            </w:pPr>
-            <w:r>
-              <w:rPr>
-                <w:rFonts w:hint="eastAsia"/>
-              </w:rPr>
-              <w:t xml:space="preserve">  </w:t>
-            </w:r>
-            <w:r>
-              <w:t>Valid</w:t>
-            </w:r>
-            <w:r>
-              <w:rPr>
-                <w:rFonts w:hint="eastAsia"/>
-              </w:rPr>
-              <w:t xml:space="preserve">: </w:t>
-            </w:r>
-            <w:r>
-              <w:rPr>
-                <w:rFonts w:hint="eastAsia"/>
-              </w:rPr>
-              <w:t>配置项的合法范围</w:t>
-            </w:r>
-            <w:r>
-              <w:rPr>
-                <w:rFonts w:hint="eastAsia"/>
-              </w:rPr>
-              <w:t>(</w:t>
-            </w:r>
-            <w:r>
-              <w:rPr>
-                <w:rFonts w:hint="eastAsia"/>
-              </w:rPr>
-              <w:t>例</w:t>
-            </w:r>
-            <w:r>
-              <w:rPr>
-                <w:rFonts w:hint="eastAsia"/>
-              </w:rPr>
-              <w:t>: 0-7)</w:t>
-            </w:r>
-          </w:p>
-          <w:p>
-            <w:pPr>
-              <w:ind w:left="0" w:firstLineChars="291" w:firstLine="611"/>
-            </w:pPr>
-            <w:r>
-              <w:t>Display</w:t>
-            </w:r>
-            <w:r>
-              <w:rPr>
-                <w:rFonts w:hint="eastAsia"/>
-              </w:rPr>
-              <w:t xml:space="preserve">: </w:t>
-            </w:r>
-            <w:r>
-              <w:rPr>
-                <w:rFonts w:hint="eastAsia"/>
-              </w:rPr>
-              <w:t>配置项的页面显示样式</w:t>
-            </w:r>
-          </w:p>
-          <w:p>
-            <w:pPr>
-              <w:ind w:left="0" w:firstLineChars="291" w:firstLine="611"/>
-            </w:pPr>
-            <w:r>
-              <w:t>Edit</w:t>
-            </w:r>
-            <w:r>
-              <w:rPr>
-                <w:rFonts w:hint="eastAsia"/>
-              </w:rPr>
-              <w:t xml:space="preserve">: </w:t>
-            </w:r>
-            <w:r>
-              <w:rPr>
-                <w:rFonts w:hint="eastAsia"/>
-              </w:rPr>
-              <w:t>配置项是否可修改</w:t>
-            </w:r>
-          </w:p>
-          <w:p>
-            <w:pPr>
-              <w:ind w:left="0" w:firstLineChars="291" w:firstLine="611"/>
-            </w:pPr>
-            <w:r>
-              <w:t>Desc</w:t>
-            </w:r>
-            <w:r>
-              <w:rPr>
-                <w:rFonts w:hint="eastAsia"/>
-              </w:rPr>
-              <w:t xml:space="preserve">: </w:t>
-            </w:r>
-            <w:r>
-              <w:rPr>
-                <w:rFonts w:hint="eastAsia"/>
-              </w:rPr>
-              <w:t>配置项的描述</w:t>
-            </w:r>
-          </w:p>
-          <w:p>
-            <w:pPr>
-              <w:ind w:left="0" w:firstLineChars="291" w:firstLine="611"/>
-            </w:pPr>
-            <w:r>
+              <w:t>}</w:t>
+            </w:r>
+          </w:p>
+          <w:p>
+            <w:pPr>
+              <w:ind w:left="0"/>
+            </w:pPr>
+            <w:r>
+              <w:rPr>
+                <w:rFonts w:hint="eastAsia"/>
+              </w:rPr>
               <w:lastRenderedPageBreak/>
-              <w:t>Level</w:t>
-            </w:r>
-            <w:r>
-              <w:rPr>
-                <w:rFonts w:hint="eastAsia"/>
-              </w:rPr>
-              <w:t xml:space="preserve">: </w:t>
-            </w:r>
-            <w:r>
-              <w:rPr>
-                <w:rFonts w:hint="eastAsia"/>
-              </w:rPr>
-              <w:t>配置项的显示等级</w:t>
-            </w:r>
-          </w:p>
-          <w:p>
-            <w:pPr>
-              <w:ind w:left="0" w:firstLine="405"/>
-            </w:pPr>
-            <w:r>
-              <w:rPr>
-                <w:rFonts w:hint="eastAsia"/>
-              </w:rPr>
-              <w:t>}</w:t>
-            </w:r>
-          </w:p>
-          <w:p>
-            <w:pPr>
-              <w:ind w:left="0"/>
-            </w:pPr>
-            <w:r>
-              <w:rPr>
-                <w:rFonts w:hint="eastAsia"/>
-              </w:rPr>
               <w:t xml:space="preserve">  ]</w:t>
             </w:r>
           </w:p>
@@ -12044,9 +11823,6 @@
           <w:p>
             <w:pPr>
               <w:ind w:left="0" w:firstLineChars="300" w:firstLine="630"/>
-              <w:rPr>
-                <w:rFonts w:hint="eastAsia"/>
-              </w:rPr>
             </w:pPr>
             <w:r>
               <w:rPr>
@@ -12085,9 +11861,6 @@
           <w:p>
             <w:pPr>
               <w:ind w:left="0" w:firstLineChars="300" w:firstLine="630"/>
-              <w:rPr>
-                <w:rFonts w:hint="eastAsia"/>
-              </w:rPr>
             </w:pPr>
             <w:r>
               <w:rPr>
@@ -12111,9 +11884,6 @@
           <w:p>
             <w:pPr>
               <w:ind w:left="0" w:firstLineChars="300" w:firstLine="630"/>
-              <w:rPr>
-                <w:rFonts w:hint="eastAsia"/>
-              </w:rPr>
             </w:pPr>
             <w:r>
               <w:rPr>
@@ -12143,51 +11913,126 @@
           <w:p>
             <w:pPr>
               <w:ind w:left="0" w:firstLineChars="300" w:firstLine="630"/>
-              <w:rPr>
-                <w:rFonts w:hint="eastAsia"/>
-              </w:rPr>
-            </w:pPr>
-            <w:r>
-              <w:rPr>
-                <w:rFonts w:hint="eastAsia"/>
-              </w:rPr>
-              <w:t>"workerport":""</w:t>
+            </w:pPr>
+            <w:r>
+              <w:rPr>
+                <w:rFonts w:hint="eastAsia"/>
+              </w:rPr>
+              <w:t>"</w:t>
+            </w:r>
+            <w:r>
+              <w:rPr>
+                <w:rFonts w:hint="eastAsia"/>
+              </w:rPr>
+              <w:t>executormemory</w:t>
+            </w:r>
+            <w:r>
+              <w:rPr>
+                <w:rFonts w:hint="eastAsia"/>
+              </w:rPr>
+              <w:t>":"</w:t>
+            </w:r>
+            <w:r>
+              <w:rPr>
+                <w:rFonts w:hint="eastAsia"/>
+              </w:rPr>
+              <w:t>512M</w:t>
+            </w:r>
+            <w:r>
+              <w:rPr>
+                <w:rFonts w:hint="eastAsia"/>
+              </w:rPr>
+              <w:t>",</w:t>
             </w:r>
           </w:p>
           <w:p>
             <w:pPr>
               <w:ind w:left="0" w:firstLineChars="300" w:firstLine="630"/>
               <w:rPr>
-                <w:rFonts w:hint="eastAsia"/>
-              </w:rPr>
-            </w:pPr>
-            <w:r>
-              <w:rPr>
-                <w:rFonts w:hint="eastAsia"/>
+                <w:color w:val="FF0000"/>
+              </w:rPr>
+            </w:pPr>
+            <w:r>
+              <w:rPr>
+                <w:rFonts w:hint="eastAsia"/>
+                <w:color w:val="FF0000"/>
               </w:rPr>
               <w:t>"</w:t>
             </w:r>
             <w:r>
               <w:rPr>
                 <w:rFonts w:hint="eastAsia"/>
-              </w:rPr>
-              <w:t>executormemory</w:t>
-            </w:r>
-            <w:r>
-              <w:rPr>
-                <w:rFonts w:hint="eastAsia"/>
+                <w:color w:val="FF0000"/>
+              </w:rPr>
+              <w:t>installpath</w:t>
+            </w:r>
+            <w:r>
+              <w:rPr>
+                <w:rFonts w:hint="eastAsia"/>
+                <w:color w:val="FF0000"/>
+              </w:rPr>
+              <w:t>":"/opt/</w:t>
+            </w:r>
+            <w:r>
+              <w:rPr>
+                <w:rFonts w:hint="eastAsia"/>
+                <w:color w:val="FF0000"/>
+              </w:rPr>
+              <w:t>spark</w:t>
+            </w:r>
+            <w:r>
+              <w:rPr>
+                <w:rFonts w:hint="eastAsia"/>
+                <w:color w:val="FF0000"/>
+              </w:rPr>
+              <w:t>"</w:t>
+            </w:r>
+          </w:p>
+          <w:p>
+            <w:pPr>
+              <w:ind w:left="0" w:firstLineChars="300" w:firstLine="630"/>
+              <w:rPr>
+                <w:color w:val="FF0000"/>
+              </w:rPr>
+            </w:pPr>
+            <w:r>
+              <w:rPr>
+                <w:rFonts w:hint="eastAsia"/>
+                <w:color w:val="FF0000"/>
+              </w:rPr>
+              <w:t>"</w:t>
+            </w:r>
+            <w:r>
+              <w:rPr>
+                <w:color w:val="FF0000"/>
+              </w:rPr>
+              <w:t xml:space="preserve"> masterport</w:t>
+            </w:r>
+            <w:r>
+              <w:rPr>
+                <w:rFonts w:hint="eastAsia"/>
+                <w:color w:val="FF0000"/>
+              </w:rPr>
+              <w:t xml:space="preserve"> </w:t>
+            </w:r>
+            <w:r>
+              <w:rPr>
+                <w:rFonts w:hint="eastAsia"/>
+                <w:color w:val="FF0000"/>
               </w:rPr>
               <w:t>":"</w:t>
             </w:r>
             <w:r>
               <w:rPr>
                 <w:rFonts w:hint="eastAsia"/>
-              </w:rPr>
-              <w:t>512M</w:t>
-            </w:r>
-            <w:r>
-              <w:rPr>
-                <w:rFonts w:hint="eastAsia"/>
+                <w:color w:val="FF0000"/>
+              </w:rPr>
+              <w:t>7077</w:t>
+            </w:r>
+            <w:r>
+              <w:rPr>
+                <w:rFonts w:hint="eastAsia"/>
+                <w:color w:val="FF0000"/>
               </w:rPr>
               <w:t>",</w:t>
             </w:r>
@@ -12196,7 +12041,6 @@
             <w:pPr>
               <w:ind w:left="0" w:firstLineChars="300" w:firstLine="630"/>
               <w:rPr>
-                <w:rFonts w:hint="eastAsia"/>
                 <w:color w:val="FF0000"/>
               </w:rPr>
             </w:pPr>
@@ -12212,445 +12056,342 @@
                 <w:rFonts w:hint="eastAsia"/>
                 <w:color w:val="FF0000"/>
               </w:rPr>
-              <w:t>installpath</w:t>
+              <w:t>masterwebuiport</w:t>
             </w:r>
             <w:r>
               <w:rPr>
                 <w:rFonts w:hint="eastAsia"/>
                 <w:color w:val="FF0000"/>
               </w:rPr>
-              <w:t>":"/opt/</w:t>
+              <w:t>":"</w:t>
             </w:r>
             <w:r>
               <w:rPr>
                 <w:rFonts w:hint="eastAsia"/>
                 <w:color w:val="FF0000"/>
               </w:rPr>
+              <w:t>8080</w:t>
+            </w:r>
+            <w:r>
+              <w:rPr>
+                <w:rFonts w:hint="eastAsia"/>
+                <w:color w:val="FF0000"/>
+              </w:rPr>
+              <w:t>"</w:t>
+            </w:r>
+          </w:p>
+          <w:p>
+            <w:pPr>
+              <w:ind w:left="0" w:firstLineChars="300" w:firstLine="630"/>
+              <w:rPr>
+                <w:color w:val="FF0000"/>
+              </w:rPr>
+            </w:pPr>
+            <w:r>
+              <w:rPr>
+                <w:rFonts w:hint="eastAsia"/>
+                <w:color w:val="FF0000"/>
+              </w:rPr>
+              <w:t>"workerinstance":"2"</w:t>
+            </w:r>
+          </w:p>
+          <w:p>
+            <w:pPr>
+              <w:ind w:left="0" w:firstLineChars="300" w:firstLine="630"/>
+              <w:rPr>
+                <w:color w:val="FF0000"/>
+              </w:rPr>
+            </w:pPr>
+            <w:r>
+              <w:rPr>
+                <w:rFonts w:hint="eastAsia"/>
+                <w:color w:val="FF0000"/>
+              </w:rPr>
+              <w:t>"workerwebuiport":"8081"</w:t>
+            </w:r>
+          </w:p>
+          <w:p>
+            <w:pPr>
+              <w:ind w:left="0" w:firstLineChars="300" w:firstLine="630"/>
+              <w:rPr>
+                <w:color w:val="FF0000"/>
+              </w:rPr>
+            </w:pPr>
+            <w:r>
+              <w:rPr>
+                <w:rFonts w:hint="eastAsia"/>
+                <w:color w:val="FF0000"/>
+              </w:rPr>
+              <w:t>"javaopts"</w:t>
+            </w:r>
+            <w:r>
+              <w:rPr>
+                <w:rFonts w:hint="eastAsia"/>
+                <w:color w:val="FF0000"/>
+              </w:rPr>
+              <w:t>:"</w:t>
+            </w:r>
+            <w:r>
+              <w:t xml:space="preserve"> </w:t>
+            </w:r>
+            <w:r>
+              <w:rPr>
+                <w:color w:val="FF0000"/>
+              </w:rPr>
+              <w:t>-Dspark.deploy.recoveryMode=ZOOKEEPER -Dspark.deploy.zookeeper.url=suse-lyb:2181,suse-lyb:2281,suse-lyb:2381 -Dspark.deploy.zookeeper.dir=/spark</w:t>
+            </w:r>
+            <w:r>
+              <w:rPr>
+                <w:rFonts w:hint="eastAsia"/>
+                <w:color w:val="FF0000"/>
+              </w:rPr>
+              <w:t xml:space="preserve"> </w:t>
+            </w:r>
+            <w:r>
+              <w:rPr>
+                <w:rFonts w:hint="eastAsia"/>
+                <w:color w:val="FF0000"/>
+              </w:rPr>
+              <w:t>"</w:t>
+            </w:r>
+          </w:p>
+          <w:p>
+            <w:pPr>
+              <w:ind w:left="0" w:firstLineChars="300" w:firstLine="630"/>
+            </w:pPr>
+            <w:r>
+              <w:rPr>
+                <w:rFonts w:hint="eastAsia"/>
+              </w:rPr>
+              <w:t>"</w:t>
+            </w:r>
+            <w:r>
+              <w:t>sparkclasspath</w:t>
+            </w:r>
+            <w:r>
+              <w:rPr>
+                <w:rFonts w:hint="eastAsia"/>
+              </w:rPr>
+              <w:t>":"</w:t>
+            </w:r>
+            <w:r>
+              <w:t>/opt/spark/lib/sequoiadb-driver-1.12.jar:/opt/spark/lib/spark-sequoiadb_2.10-1.12.jar</w:t>
+            </w:r>
+            <w:r>
+              <w:rPr>
+                <w:rFonts w:hint="eastAsia"/>
+              </w:rPr>
+              <w:t>"</w:t>
+            </w:r>
+          </w:p>
+          <w:p>
+            <w:pPr>
+              <w:ind w:left="0" w:firstLineChars="200" w:firstLine="420"/>
+            </w:pPr>
+            <w:r>
+              <w:t xml:space="preserve">} </w:t>
+            </w:r>
+          </w:p>
+          <w:p>
+            <w:pPr>
+              <w:ind w:left="0" w:firstLineChars="100" w:firstLine="210"/>
+            </w:pPr>
+            <w:r>
+              <w:t xml:space="preserve">], </w:t>
+            </w:r>
+          </w:p>
+          <w:p>
+            <w:pPr>
+              <w:ind w:left="0" w:firstLineChars="100" w:firstLine="210"/>
+            </w:pPr>
+            <w:r>
+              <w:t>"BusinessName"</w:t>
+            </w:r>
+            <w:r>
+              <w:t xml:space="preserve">: </w:t>
+            </w:r>
+            <w:r>
+              <w:t>"</w:t>
+            </w:r>
+            <w:r>
+              <w:rPr>
+                <w:rFonts w:hint="eastAsia"/>
+              </w:rPr>
+              <w:t>myspark</w:t>
+            </w:r>
+            <w:r>
+              <w:t xml:space="preserve">", </w:t>
+            </w:r>
+          </w:p>
+          <w:p>
+            <w:pPr>
+              <w:ind w:left="0" w:firstLineChars="100" w:firstLine="210"/>
+            </w:pPr>
+            <w:r>
+              <w:t>"BusinessType"</w:t>
+            </w:r>
+            <w:r>
+              <w:t xml:space="preserve">: </w:t>
+            </w:r>
+            <w:r>
+              <w:t>"</w:t>
+            </w:r>
+            <w:r>
+              <w:rPr>
+                <w:rFonts w:hint="eastAsia"/>
+              </w:rPr>
               <w:t>spark</w:t>
             </w:r>
             <w:r>
-              <w:rPr>
-                <w:rFonts w:hint="eastAsia"/>
-                <w:color w:val="FF0000"/>
-              </w:rPr>
+              <w:t xml:space="preserve">", </w:t>
+            </w:r>
+          </w:p>
+          <w:p>
+            <w:pPr>
+              <w:ind w:left="0" w:firstLineChars="100" w:firstLine="210"/>
+            </w:pPr>
+            <w:r>
+              <w:t>"DeployMod"</w:t>
+            </w:r>
+            <w:r>
+              <w:t xml:space="preserve">: </w:t>
+            </w:r>
+            <w:r>
+              <w:t xml:space="preserve">"standalone", </w:t>
+            </w:r>
+          </w:p>
+          <w:p>
+            <w:pPr>
+              <w:ind w:left="0" w:firstLineChars="100" w:firstLine="210"/>
+            </w:pPr>
+            <w:r>
+              <w:t>"ClusterName"</w:t>
+            </w:r>
+            <w:r>
+              <w:t xml:space="preserve">: </w:t>
+            </w:r>
+            <w:r>
+              <w:t xml:space="preserve">"c1", </w:t>
+            </w:r>
+          </w:p>
+          <w:p>
+            <w:pPr>
+              <w:ind w:left="0" w:firstLineChars="100" w:firstLine="210"/>
+            </w:pPr>
+            <w:r>
+              <w:t>"Property"</w:t>
+            </w:r>
+            <w:r>
+              <w:t xml:space="preserve">: </w:t>
+            </w:r>
+          </w:p>
+          <w:p>
+            <w:pPr>
+              <w:ind w:left="0" w:firstLineChars="100" w:firstLine="210"/>
+            </w:pPr>
+            <w:r>
+              <w:t xml:space="preserve">[ </w:t>
+            </w:r>
+          </w:p>
+          <w:p>
+            <w:pPr>
+              <w:ind w:left="0" w:firstLineChars="200" w:firstLine="420"/>
+            </w:pPr>
+            <w:r>
+              <w:t xml:space="preserve">{ </w:t>
+            </w:r>
+          </w:p>
+          <w:p>
+            <w:pPr>
+              <w:ind w:left="0" w:firstLineChars="300" w:firstLine="630"/>
+            </w:pPr>
+            <w:r>
+              <w:t>"Name"</w:t>
+            </w:r>
+            <w:r>
+              <w:t xml:space="preserve">: </w:t>
+            </w:r>
+            <w:r>
               <w:t>"</w:t>
             </w:r>
+            <w:r>
+              <w:rPr>
+                <w:rFonts w:hint="eastAsia"/>
+              </w:rPr>
+              <w:t>workpath</w:t>
+            </w:r>
+            <w:r>
+              <w:t xml:space="preserve">", </w:t>
+            </w:r>
           </w:p>
           <w:p>
             <w:pPr>
               <w:ind w:left="0" w:firstLineChars="300" w:firstLine="630"/>
-              <w:rPr>
-                <w:rFonts w:hint="eastAsia"/>
-                <w:color w:val="FF0000"/>
-              </w:rPr>
-            </w:pPr>
-            <w:r>
-              <w:rPr>
-                <w:rFonts w:hint="eastAsia"/>
-                <w:color w:val="FF0000"/>
-              </w:rPr>
+            </w:pPr>
+            <w:r>
+              <w:t xml:space="preserve">"WebName": </w:t>
+            </w:r>
+            <w:r>
               <w:t>"</w:t>
             </w:r>
             <w:r>
               <w:rPr>
-                <w:color w:val="FF0000"/>
-              </w:rPr>
-              <w:t xml:space="preserve"> masterport</w:t>
-            </w:r>
-            <w:r>
-              <w:rPr>
-                <w:rFonts w:hint="eastAsia"/>
-                <w:color w:val="FF0000"/>
-              </w:rPr>
-              <w:t xml:space="preserve"> </w:t>
-            </w:r>
-            <w:r>
-              <w:rPr>
-                <w:rFonts w:hint="eastAsia"/>
-                <w:color w:val="FF0000"/>
-              </w:rPr>
-              <w:t>":"</w:t>
-            </w:r>
-            <w:r>
-              <w:rPr>
-                <w:rFonts w:hint="eastAsia"/>
-                <w:color w:val="FF0000"/>
-              </w:rPr>
-              <w:t>7077</w:t>
-            </w:r>
-            <w:r>
-              <w:rPr>
-                <w:rFonts w:hint="eastAsia"/>
-                <w:color w:val="FF0000"/>
-              </w:rPr>
-              <w:t>",</w:t>
+                <w:rFonts w:hint="eastAsia"/>
+              </w:rPr>
+              <w:t>workpath</w:t>
+            </w:r>
+            <w:r>
+              <w:t xml:space="preserve">", </w:t>
             </w:r>
           </w:p>
           <w:p>
             <w:pPr>
               <w:ind w:left="0" w:firstLineChars="300" w:firstLine="630"/>
-              <w:rPr>
-                <w:rFonts w:hint="eastAsia"/>
-                <w:color w:val="FF0000"/>
-              </w:rPr>
-            </w:pPr>
-            <w:r>
-              <w:rPr>
-                <w:rFonts w:hint="eastAsia"/>
-                <w:color w:val="FF0000"/>
-              </w:rPr>
-              <w:t>"</w:t>
-            </w:r>
-            <w:r>
-              <w:rPr>
-                <w:rFonts w:hint="eastAsia"/>
-                <w:color w:val="FF0000"/>
-              </w:rPr>
-              <w:t>masterwebuiport</w:t>
-            </w:r>
-            <w:r>
-              <w:rPr>
-                <w:rFonts w:hint="eastAsia"/>
-                <w:color w:val="FF0000"/>
-              </w:rPr>
-              <w:t>":"</w:t>
-            </w:r>
-            <w:r>
-              <w:rPr>
-                <w:rFonts w:hint="eastAsia"/>
-                <w:color w:val="FF0000"/>
-              </w:rPr>
-              <w:t>8080</w:t>
-            </w:r>
-            <w:r>
-              <w:rPr>
-                <w:rFonts w:hint="eastAsia"/>
-                <w:color w:val="FF0000"/>
-              </w:rPr>
-              <w:t>"</w:t>
+            </w:pPr>
+            <w:r>
+              <w:t>"Type"</w:t>
+            </w:r>
+            <w:r>
+              <w:t xml:space="preserve">: </w:t>
+            </w:r>
+            <w:r>
+              <w:t xml:space="preserve">"path", </w:t>
             </w:r>
           </w:p>
           <w:p>
             <w:pPr>
               <w:ind w:left="0" w:firstLineChars="300" w:firstLine="630"/>
-              <w:rPr>
-                <w:rFonts w:hint="eastAsia"/>
-                <w:color w:val="FF0000"/>
-              </w:rPr>
-            </w:pPr>
-            <w:r>
-              <w:rPr>
-                <w:rFonts w:hint="eastAsia"/>
-                <w:color w:val="FF0000"/>
-              </w:rPr>
-              <w:t>"workerinstance":"2"</w:t>
+            </w:pPr>
+            <w:r>
+              <w:t>"Default"</w:t>
+            </w:r>
+            <w:r>
+              <w:t xml:space="preserve">: </w:t>
+            </w:r>
+            <w:r>
+              <w:t xml:space="preserve">"", </w:t>
             </w:r>
           </w:p>
           <w:p>
             <w:pPr>
               <w:ind w:left="0" w:firstLineChars="300" w:firstLine="630"/>
-              <w:rPr>
-                <w:rFonts w:hint="eastAsia"/>
-                <w:color w:val="FF0000"/>
-              </w:rPr>
-            </w:pPr>
-            <w:r>
-              <w:rPr>
-                <w:rFonts w:hint="eastAsia"/>
-                <w:color w:val="FF0000"/>
-              </w:rPr>
-              <w:t>"workerwebuiport":"8081"</w:t>
+            </w:pPr>
+            <w:r>
+              <w:t>"Valid"</w:t>
+            </w:r>
+            <w:r>
+              <w:t xml:space="preserve">: </w:t>
+            </w:r>
+            <w:r>
+              <w:t xml:space="preserve">"", </w:t>
             </w:r>
           </w:p>
           <w:p>
             <w:pPr>
               <w:ind w:left="0" w:firstLineChars="300" w:firstLine="630"/>
-              <w:rPr>
-                <w:rFonts w:hint="eastAsia"/>
-                <w:color w:val="FF0000"/>
-              </w:rPr>
-            </w:pPr>
-            <w:r>
-              <w:rPr>
-                <w:rFonts w:hint="eastAsia"/>
-                <w:color w:val="FF0000"/>
-              </w:rPr>
-              <w:t>"javaopts"</w:t>
-            </w:r>
-            <w:r>
-              <w:rPr>
-                <w:rFonts w:hint="eastAsia"/>
-                <w:color w:val="FF0000"/>
-              </w:rPr>
-              <w:t>:"</w:t>
-            </w:r>
-            <w:r>
-              <w:t xml:space="preserve"> </w:t>
-            </w:r>
-            <w:r>
-              <w:rPr>
-                <w:color w:val="FF0000"/>
-              </w:rPr>
-              <w:t>-Dspark.deploy.recoveryMode=ZOOKEEPER -Dspark.deploy.zookeeper.url=suse-lyb:2181,suse-lyb:2281,suse-lyb:2381 -Dspark.deploy.zookeeper.dir=/spark</w:t>
-            </w:r>
-            <w:r>
-              <w:rPr>
-                <w:rFonts w:hint="eastAsia"/>
-                <w:color w:val="FF0000"/>
-              </w:rPr>
-              <w:t xml:space="preserve"> </w:t>
-            </w:r>
-            <w:r>
-              <w:rPr>
-                <w:rFonts w:hint="eastAsia"/>
-                <w:color w:val="FF0000"/>
-              </w:rPr>
-              <w:t>"</w:t>
-            </w:r>
-          </w:p>
-          <w:p>
-            <w:pPr>
-              <w:ind w:left="0" w:firstLineChars="300" w:firstLine="630"/>
-              <w:rPr>
-                <w:rFonts w:hint="eastAsia"/>
-              </w:rPr>
-            </w:pPr>
-            <w:r>
-              <w:rPr>
-                <w:rFonts w:hint="eastAsia"/>
-              </w:rPr>
-              <w:t>"</w:t>
-            </w:r>
-            <w:r>
-              <w:t>sparkclasspath</w:t>
-            </w:r>
-            <w:r>
-              <w:rPr>
-                <w:rFonts w:hint="eastAsia"/>
-              </w:rPr>
-              <w:t>":"</w:t>
-            </w:r>
-            <w:r>
-              <w:t>/opt/spark/lib/sequoiadb-driver-1.12.jar:/opt/spark/lib/spark-sequoiadb_2.10-1.12.jar</w:t>
-            </w:r>
-            <w:r>
-              <w:rPr>
-                <w:rFonts w:hint="eastAsia"/>
-              </w:rPr>
-              <w:t>"</w:t>
-            </w:r>
-          </w:p>
-          <w:p>
-            <w:pPr>
-              <w:ind w:left="0" w:firstLineChars="200" w:firstLine="420"/>
-            </w:pPr>
-            <w:r>
-              <w:t xml:space="preserve">} </w:t>
-            </w:r>
-          </w:p>
-          <w:p>
-            <w:pPr>
-              <w:ind w:left="0" w:firstLineChars="100" w:firstLine="210"/>
-              <w:rPr>
-                <w:rFonts w:hint="eastAsia"/>
-              </w:rPr>
-            </w:pPr>
-            <w:r>
-              <w:t xml:space="preserve">], </w:t>
-            </w:r>
-          </w:p>
-          <w:p>
-            <w:pPr>
-              <w:ind w:left="0" w:firstLineChars="100" w:firstLine="210"/>
-            </w:pPr>
-            <w:r>
-              <w:t>"BusinessName"</w:t>
-            </w:r>
-            <w:r>
-              <w:t xml:space="preserve">: </w:t>
-            </w:r>
-            <w:r>
-              <w:t>"</w:t>
-            </w:r>
-            <w:r>
-              <w:rPr>
-                <w:rFonts w:hint="eastAsia"/>
-              </w:rPr>
-              <w:t>myspark</w:t>
-            </w:r>
-            <w:r>
-              <w:t xml:space="preserve">", </w:t>
-            </w:r>
-          </w:p>
-          <w:p>
-            <w:pPr>
-              <w:ind w:left="0" w:firstLineChars="100" w:firstLine="210"/>
-            </w:pPr>
-            <w:r>
-              <w:t>"BusinessType"</w:t>
-            </w:r>
-            <w:r>
-              <w:t xml:space="preserve">: </w:t>
-            </w:r>
-            <w:r>
-              <w:t>"</w:t>
-            </w:r>
-            <w:r>
-              <w:rPr>
-                <w:rFonts w:hint="eastAsia"/>
-              </w:rPr>
-              <w:t>spark</w:t>
-            </w:r>
-            <w:r>
-              <w:t xml:space="preserve">", </w:t>
-            </w:r>
-          </w:p>
-          <w:p>
-            <w:pPr>
-              <w:ind w:left="0" w:firstLineChars="100" w:firstLine="210"/>
-            </w:pPr>
-            <w:r>
-              <w:t>"DeployMod"</w:t>
-            </w:r>
-            <w:r>
-              <w:t xml:space="preserve">: </w:t>
-            </w:r>
-            <w:r>
-              <w:t xml:space="preserve">"standalone", </w:t>
-            </w:r>
-          </w:p>
-          <w:p>
-            <w:pPr>
-              <w:ind w:left="0" w:firstLineChars="100" w:firstLine="210"/>
-            </w:pPr>
-            <w:r>
-              <w:t>"ClusterName"</w:t>
-            </w:r>
-            <w:r>
-              <w:t xml:space="preserve">: </w:t>
-            </w:r>
-            <w:r>
-              <w:t xml:space="preserve">"c1", </w:t>
-            </w:r>
-          </w:p>
-          <w:p>
-            <w:pPr>
-              <w:ind w:left="0" w:firstLineChars="100" w:firstLine="210"/>
-            </w:pPr>
-            <w:r>
-              <w:t>"Property"</w:t>
-            </w:r>
-            <w:r>
-              <w:t xml:space="preserve">: </w:t>
-            </w:r>
-          </w:p>
-          <w:p>
-            <w:pPr>
-              <w:ind w:left="0" w:firstLineChars="100" w:firstLine="210"/>
-            </w:pPr>
-            <w:r>
-              <w:t xml:space="preserve">[ </w:t>
-            </w:r>
-          </w:p>
-          <w:p>
-            <w:pPr>
-              <w:ind w:left="0" w:firstLineChars="200" w:firstLine="420"/>
-            </w:pPr>
-            <w:r>
-              <w:t xml:space="preserve">{ </w:t>
-            </w:r>
-          </w:p>
-          <w:p>
-            <w:pPr>
-              <w:ind w:left="0" w:firstLineChars="300" w:firstLine="630"/>
-            </w:pPr>
-            <w:r>
-              <w:t>"Name"</w:t>
-            </w:r>
-            <w:r>
-              <w:t xml:space="preserve">: </w:t>
-            </w:r>
-            <w:r>
-              <w:t>"</w:t>
-            </w:r>
-            <w:r>
-              <w:rPr>
-                <w:rFonts w:hint="eastAsia"/>
-              </w:rPr>
-              <w:t>workpath</w:t>
-            </w:r>
-            <w:r>
-              <w:t xml:space="preserve">", </w:t>
-            </w:r>
-          </w:p>
-          <w:p>
-            <w:pPr>
-              <w:ind w:left="0" w:firstLineChars="300" w:firstLine="630"/>
-            </w:pPr>
-            <w:r>
-              <w:t xml:space="preserve">"WebName": </w:t>
-            </w:r>
-            <w:r>
-              <w:t>"</w:t>
-            </w:r>
-            <w:r>
-              <w:rPr>
-                <w:rFonts w:hint="eastAsia"/>
-              </w:rPr>
-              <w:t>workpath</w:t>
-            </w:r>
-            <w:r>
-              <w:t xml:space="preserve">", </w:t>
-            </w:r>
-          </w:p>
-          <w:p>
-            <w:pPr>
-              <w:ind w:left="0" w:firstLineChars="300" w:firstLine="630"/>
-            </w:pPr>
-            <w:r>
-              <w:t>"Type"</w:t>
-            </w:r>
-            <w:r>
-              <w:t xml:space="preserve">: </w:t>
-            </w:r>
-            <w:r>
-              <w:t xml:space="preserve">"path", </w:t>
-            </w:r>
-          </w:p>
-          <w:p>
-            <w:pPr>
-              <w:ind w:left="0" w:firstLineChars="300" w:firstLine="630"/>
-            </w:pPr>
-            <w:r>
-              <w:t>"Default"</w:t>
-            </w:r>
-            <w:r>
-              <w:t xml:space="preserve">: </w:t>
-            </w:r>
-            <w:r>
-              <w:t xml:space="preserve">"", </w:t>
-            </w:r>
-          </w:p>
-          <w:p>
-            <w:pPr>
-              <w:ind w:left="0" w:firstLineChars="300" w:firstLine="630"/>
             </w:pPr>
             <w:r>
               <w:lastRenderedPageBreak/>
-              <w:t>"Valid"</w:t>
-            </w:r>
-            <w:r>
-              <w:t xml:space="preserve">: </w:t>
-            </w:r>
-            <w:r>
-              <w:t xml:space="preserve">"", </w:t>
-            </w:r>
-          </w:p>
-          <w:p>
-            <w:pPr>
-              <w:ind w:left="0" w:firstLineChars="300" w:firstLine="630"/>
-            </w:pPr>
-            <w:r>
               <w:t>"Display"</w:t>
             </w:r>
             <w:r>
@@ -12781,9 +12522,6 @@
           <w:ilvl w:val="2"/>
           <w:numId w:val="10"/>
         </w:numPr>
-        <w:rPr>
-          <w:rFonts w:hint="eastAsia"/>
-        </w:rPr>
       </w:pPr>
       <w:r>
         <w:rPr>
@@ -13105,9 +12843,6 @@
           <w:p>
             <w:pPr>
               <w:ind w:left="0" w:firstLineChars="100" w:firstLine="210"/>
-              <w:rPr>
-                <w:rFonts w:hint="eastAsia"/>
-              </w:rPr>
             </w:pPr>
             <w:r>
               <w:rPr>
@@ -13134,9 +12869,6 @@
           <w:p>
             <w:pPr>
               <w:ind w:left="0" w:firstLineChars="100" w:firstLine="210"/>
-              <w:rPr>
-                <w:rFonts w:hint="eastAsia"/>
-              </w:rPr>
             </w:pPr>
             <w:r>
               <w:rPr>
@@ -13157,9 +12889,6 @@
           <w:p>
             <w:pPr>
               <w:ind w:left="0" w:firstLineChars="100" w:firstLine="210"/>
-              <w:rPr>
-                <w:rFonts w:hint="eastAsia"/>
-              </w:rPr>
             </w:pPr>
             <w:r>
               <w:rPr>
@@ -13211,250 +12940,553 @@
           </w:p>
           <w:p>
             <w:pPr>
+              <w:ind w:left="0" w:firstLineChars="100" w:firstLine="210"/>
+              <w:rPr>
+                <w:color w:val="FF0000"/>
+              </w:rPr>
+            </w:pPr>
+            <w:r>
+              <w:rPr>
+                <w:rFonts w:hint="eastAsia"/>
+              </w:rPr>
+              <w:t xml:space="preserve">    </w:t>
+            </w:r>
+            <w:r>
+              <w:rPr>
+                <w:rFonts w:hint="eastAsia"/>
+                <w:color w:val="FF0000"/>
+              </w:rPr>
+              <w:t>executormemory:</w:t>
+            </w:r>
+            <w:r>
+              <w:rPr>
+                <w:rFonts w:hint="eastAsia"/>
+                <w:color w:val="FF0000"/>
+              </w:rPr>
+              <w:t>执行器所占内存大小</w:t>
+            </w:r>
+            <w:r>
+              <w:rPr>
+                <w:rFonts w:hint="eastAsia"/>
+                <w:color w:val="FF0000"/>
+              </w:rPr>
+              <w:t>（所有主机必须一致）</w:t>
+            </w:r>
+          </w:p>
+          <w:p>
+            <w:pPr>
               <w:ind w:left="0" w:firstLineChars="300" w:firstLine="630"/>
             </w:pPr>
             <w:r>
               <w:rPr>
                 <w:rFonts w:hint="eastAsia"/>
-              </w:rPr>
-              <w:t>worker</w:t>
-            </w:r>
-            <w:r>
-              <w:t>port</w:t>
-            </w:r>
-            <w:r>
-              <w:rPr>
-                <w:rFonts w:hint="eastAsia"/>
-              </w:rPr>
-              <w:t xml:space="preserve">: </w:t>
-            </w:r>
-            <w:r>
-              <w:rPr>
-                <w:rFonts w:hint="eastAsia"/>
-              </w:rPr>
-              <w:t>工作节点端口号</w:t>
-            </w:r>
-            <w:r>
-              <w:rPr>
-                <w:rFonts w:hint="eastAsia"/>
-              </w:rPr>
-              <w:t>(</w:t>
-            </w:r>
-            <w:r>
-              <w:rPr>
-                <w:rFonts w:hint="eastAsia"/>
-              </w:rPr>
-              <w:t>留空为随机</w:t>
-            </w:r>
-            <w:r>
-              <w:rPr>
-                <w:rFonts w:hint="eastAsia"/>
-              </w:rPr>
-              <w:t>)</w:t>
+                <w:color w:val="FF0000"/>
+              </w:rPr>
+              <w:t>installpath</w:t>
+            </w:r>
+            <w:r>
+              <w:rPr>
+                <w:rFonts w:hint="eastAsia"/>
+                <w:color w:val="FF0000"/>
+              </w:rPr>
+              <w:t>：</w:t>
+            </w:r>
+            <w:r>
+              <w:rPr>
+                <w:rFonts w:hint="eastAsia"/>
+                <w:color w:val="FF0000"/>
+              </w:rPr>
+              <w:t>spark</w:t>
+            </w:r>
+            <w:r>
+              <w:rPr>
+                <w:rFonts w:hint="eastAsia"/>
+                <w:color w:val="FF0000"/>
+              </w:rPr>
+              <w:t>安装目录</w:t>
+            </w:r>
+          </w:p>
+          <w:p>
+            <w:pPr>
+              <w:ind w:left="0" w:firstLineChars="300" w:firstLine="630"/>
+              <w:rPr>
+                <w:color w:val="FF0000"/>
+              </w:rPr>
+            </w:pPr>
+            <w:r>
+              <w:rPr>
+                <w:color w:val="FF0000"/>
+              </w:rPr>
+              <w:t>masterport</w:t>
+            </w:r>
+            <w:r>
+              <w:rPr>
+                <w:rFonts w:hint="eastAsia"/>
+                <w:color w:val="FF0000"/>
+              </w:rPr>
+              <w:t xml:space="preserve">: </w:t>
+            </w:r>
+            <w:r>
+              <w:rPr>
+                <w:rFonts w:hint="eastAsia"/>
+                <w:color w:val="FF0000"/>
+              </w:rPr>
+              <w:t>主节点端口号</w:t>
+            </w:r>
+          </w:p>
+          <w:p>
+            <w:pPr>
+              <w:ind w:left="0" w:firstLineChars="300" w:firstLine="630"/>
+              <w:rPr>
+                <w:color w:val="FF0000"/>
+              </w:rPr>
+            </w:pPr>
+            <w:r>
+              <w:rPr>
+                <w:rFonts w:hint="eastAsia"/>
+                <w:color w:val="FF0000"/>
+              </w:rPr>
+              <w:t>masterwebuiport:</w:t>
+            </w:r>
+            <w:r>
+              <w:rPr>
+                <w:rFonts w:hint="eastAsia"/>
+                <w:color w:val="FF0000"/>
+              </w:rPr>
+              <w:t>主节点</w:t>
+            </w:r>
+            <w:r>
+              <w:rPr>
+                <w:rFonts w:hint="eastAsia"/>
+                <w:color w:val="FF0000"/>
+              </w:rPr>
+              <w:t>web</w:t>
+            </w:r>
+            <w:r>
+              <w:rPr>
+                <w:rFonts w:hint="eastAsia"/>
+                <w:color w:val="FF0000"/>
+              </w:rPr>
+              <w:t>端口号</w:t>
+            </w:r>
+          </w:p>
+          <w:p>
+            <w:pPr>
+              <w:ind w:left="0" w:firstLineChars="300" w:firstLine="630"/>
+              <w:rPr>
+                <w:color w:val="FF0000"/>
+              </w:rPr>
+            </w:pPr>
+            <w:r>
+              <w:rPr>
+                <w:rFonts w:hint="eastAsia"/>
+                <w:color w:val="FF0000"/>
+              </w:rPr>
+              <w:t>workerinstance: worker</w:t>
+            </w:r>
+            <w:r>
+              <w:rPr>
+                <w:rFonts w:hint="eastAsia"/>
+                <w:color w:val="FF0000"/>
+              </w:rPr>
+              <w:t>的实例数</w:t>
+            </w:r>
+          </w:p>
+          <w:p>
+            <w:pPr>
+              <w:ind w:left="0" w:firstLineChars="300" w:firstLine="630"/>
+              <w:rPr>
+                <w:color w:val="FF0000"/>
+              </w:rPr>
+            </w:pPr>
+            <w:r>
+              <w:rPr>
+                <w:rFonts w:hint="eastAsia"/>
+                <w:color w:val="FF0000"/>
+              </w:rPr>
+              <w:t>workerwebuiport:</w:t>
+            </w:r>
+            <w:r>
+              <w:rPr>
+                <w:rFonts w:hint="eastAsia"/>
+                <w:color w:val="FF0000"/>
+              </w:rPr>
+              <w:t>工作节点</w:t>
+            </w:r>
+            <w:r>
+              <w:rPr>
+                <w:rFonts w:hint="eastAsia"/>
+                <w:color w:val="FF0000"/>
+              </w:rPr>
+              <w:t>web</w:t>
+            </w:r>
+            <w:r>
+              <w:rPr>
+                <w:rFonts w:hint="eastAsia"/>
+                <w:color w:val="FF0000"/>
+              </w:rPr>
+              <w:t>端口号</w:t>
+            </w:r>
+          </w:p>
+          <w:p>
+            <w:pPr>
+              <w:ind w:left="0" w:firstLineChars="300" w:firstLine="630"/>
+            </w:pPr>
+            <w:r>
+              <w:t>sparkclasspath</w:t>
+            </w:r>
+            <w:r>
+              <w:rPr>
+                <w:rFonts w:hint="eastAsia"/>
+              </w:rPr>
+              <w:t xml:space="preserve">: </w:t>
+            </w:r>
+            <w:r>
+              <w:rPr>
+                <w:rFonts w:hint="eastAsia"/>
+              </w:rPr>
+              <w:t>依赖的</w:t>
+            </w:r>
+            <w:r>
+              <w:rPr>
+                <w:rFonts w:hint="eastAsia"/>
+              </w:rPr>
+              <w:t>jar</w:t>
+            </w:r>
+          </w:p>
+          <w:p>
+            <w:r>
+              <w:rPr>
+                <w:rFonts w:hint="eastAsia"/>
+              </w:rPr>
+              <w:t xml:space="preserve">}, </w:t>
+            </w:r>
+            <w:r>
+              <w:t>…</w:t>
             </w:r>
           </w:p>
           <w:p>
             <w:pPr>
               <w:ind w:left="0" w:firstLineChars="100" w:firstLine="210"/>
-              <w:rPr>
-                <w:rFonts w:hint="eastAsia"/>
+            </w:pPr>
+            <w:r>
+              <w:rPr>
+                <w:rFonts w:hint="eastAsia"/>
+              </w:rPr>
+              <w:t>]</w:t>
+            </w:r>
+          </w:p>
+          <w:p>
+            <w:pPr>
+              <w:ind w:left="0"/>
+            </w:pPr>
+            <w:r>
+              <w:rPr>
+                <w:rFonts w:hint="eastAsia"/>
+              </w:rPr>
+              <w:t>}</w:t>
+            </w:r>
+          </w:p>
+        </w:tc>
+        <w:tc>
+          <w:tcPr>
+            <w:tcW w:w="3544" w:type="dxa"/>
+          </w:tcPr>
+          <w:p>
+            <w:pPr>
+              <w:ind w:left="0"/>
+            </w:pPr>
+            <w:r>
+              <w:t>cmd=</w:t>
+            </w:r>
+            <w:r>
+              <w:rPr>
+                <w:rFonts w:hint="eastAsia"/>
+              </w:rPr>
+              <w:t>add</w:t>
+            </w:r>
+            <w:r>
+              <w:t xml:space="preserve"> business</w:t>
+            </w:r>
+          </w:p>
+          <w:p>
+            <w:pPr>
+              <w:ind w:left="0"/>
+            </w:pPr>
+            <w:r>
+              <w:rPr>
+                <w:rFonts w:hint="eastAsia"/>
+              </w:rPr>
+              <w:t>&amp;</w:t>
+            </w:r>
+            <w:r>
+              <w:t>ConfigInfo</w:t>
+            </w:r>
+            <w:r>
+              <w:t>=</w:t>
+            </w:r>
+          </w:p>
+          <w:p>
+            <w:pPr>
+              <w:ind w:left="0"/>
+            </w:pPr>
+            <w:r>
+              <w:t>{</w:t>
+            </w:r>
+          </w:p>
+          <w:p>
+            <w:pPr>
+              <w:ind w:left="0" w:firstLineChars="100" w:firstLine="210"/>
+            </w:pPr>
+            <w:r>
+              <w:t>"ClusterName":"c1",</w:t>
+            </w:r>
+          </w:p>
+          <w:p>
+            <w:pPr>
+              <w:ind w:left="0" w:firstLineChars="100" w:firstLine="210"/>
+            </w:pPr>
+            <w:r>
+              <w:t>"BusinessType":"</w:t>
+            </w:r>
+            <w:r>
+              <w:rPr>
+                <w:rFonts w:hint="eastAsia"/>
+              </w:rPr>
+              <w:t>spark</w:t>
+            </w:r>
+            <w:r>
+              <w:t>",</w:t>
+            </w:r>
+          </w:p>
+          <w:p>
+            <w:pPr>
+              <w:ind w:left="0" w:firstLineChars="100" w:firstLine="210"/>
+            </w:pPr>
+            <w:r>
+              <w:t>"BusinessName":"</w:t>
+            </w:r>
+            <w:r>
+              <w:rPr>
+                <w:rFonts w:hint="eastAsia"/>
+              </w:rPr>
+              <w:t>my</w:t>
+            </w:r>
+            <w:r>
+              <w:rPr>
+                <w:rFonts w:hint="eastAsia"/>
+              </w:rPr>
+              <w:t>spark</w:t>
+            </w:r>
+            <w:r>
+              <w:t>",</w:t>
+            </w:r>
+          </w:p>
+          <w:p>
+            <w:pPr>
+              <w:ind w:left="0" w:firstLineChars="100" w:firstLine="210"/>
+            </w:pPr>
+            <w:r>
+              <w:t xml:space="preserve">"DeployMod":"distribution", </w:t>
+            </w:r>
+          </w:p>
+          <w:p>
+            <w:pPr>
+              <w:ind w:left="0" w:firstLineChars="100" w:firstLine="210"/>
+            </w:pPr>
+            <w:r>
+              <w:t>"Config"</w:t>
+            </w:r>
+            <w:r>
+              <w:t xml:space="preserve">: </w:t>
+            </w:r>
+          </w:p>
+          <w:p>
+            <w:pPr>
+              <w:ind w:left="0" w:firstLineChars="100" w:firstLine="210"/>
+            </w:pPr>
+            <w:r>
+              <w:t xml:space="preserve">[ </w:t>
+            </w:r>
+          </w:p>
+          <w:p>
+            <w:pPr>
+              <w:ind w:left="0" w:firstLineChars="200" w:firstLine="420"/>
+            </w:pPr>
+            <w:r>
+              <w:t xml:space="preserve">{ </w:t>
+            </w:r>
+          </w:p>
+          <w:p>
+            <w:pPr>
+              <w:ind w:left="0" w:firstLineChars="300" w:firstLine="630"/>
+            </w:pPr>
+            <w:r>
+              <w:t>"HostName"</w:t>
+            </w:r>
+            <w:r>
+              <w:t xml:space="preserve">: </w:t>
+            </w:r>
+            <w:r>
+              <w:t xml:space="preserve">"host1", </w:t>
+            </w:r>
+          </w:p>
+          <w:p>
+            <w:pPr>
+              <w:ind w:left="0" w:firstLineChars="300" w:firstLine="630"/>
+            </w:pPr>
+            <w:r>
+              <w:rPr>
+                <w:rFonts w:hint="eastAsia"/>
+              </w:rPr>
+              <w:t>"workpath":"/data/spark/workpath/",</w:t>
+            </w:r>
+          </w:p>
+          <w:p>
+            <w:pPr>
+              <w:ind w:left="0" w:firstLineChars="300" w:firstLine="630"/>
+            </w:pPr>
+            <w:r>
+              <w:rPr>
+                <w:rFonts w:hint="eastAsia"/>
+              </w:rPr>
+              <w:t>"localpath":"/data/spark/localpath"</w:t>
+            </w:r>
+          </w:p>
+          <w:p>
+            <w:pPr>
+              <w:ind w:left="0" w:firstLineChars="300" w:firstLine="630"/>
+            </w:pPr>
+            <w:r>
+              <w:rPr>
+                <w:rFonts w:hint="eastAsia"/>
+              </w:rPr>
+              <w:t>"runmaster":"true"</w:t>
+            </w:r>
+          </w:p>
+          <w:p>
+            <w:pPr>
+              <w:ind w:left="0" w:firstLineChars="300" w:firstLine="630"/>
+            </w:pPr>
+            <w:r>
+              <w:rPr>
+                <w:rFonts w:hint="eastAsia"/>
+              </w:rPr>
+              <w:t>"executormemory":"512M",</w:t>
+            </w:r>
+          </w:p>
+          <w:p>
+            <w:pPr>
+              <w:ind w:left="0" w:firstLineChars="300" w:firstLine="630"/>
+              <w:rPr>
                 <w:color w:val="FF0000"/>
               </w:rPr>
             </w:pPr>
             <w:r>
               <w:rPr>
                 <w:rFonts w:hint="eastAsia"/>
-              </w:rPr>
-              <w:t xml:space="preserve">    </w:t>
-            </w:r>
-            <w:r>
-              <w:rPr>
-                <w:rFonts w:hint="eastAsia"/>
                 <w:color w:val="FF0000"/>
               </w:rPr>
-              <w:t>executormemory:</w:t>
-            </w:r>
-            <w:r>
-              <w:rPr>
-                <w:rFonts w:hint="eastAsia"/>
+              <w:t>"installpath":"/opt/spark"</w:t>
+            </w:r>
+          </w:p>
+          <w:p>
+            <w:pPr>
+              <w:ind w:left="0" w:firstLineChars="300" w:firstLine="630"/>
+              <w:rPr>
                 <w:color w:val="FF0000"/>
               </w:rPr>
-              <w:t>执行器所占内存大小</w:t>
-            </w:r>
+            </w:pPr>
             <w:r>
               <w:rPr>
                 <w:rFonts w:hint="eastAsia"/>
                 <w:color w:val="FF0000"/>
               </w:rPr>
-              <w:t>（所有主机必须一致）</w:t>
+              <w:t>"</w:t>
+            </w:r>
+            <w:r>
+              <w:rPr>
+                <w:color w:val="FF0000"/>
+              </w:rPr>
+              <w:t xml:space="preserve"> masterport</w:t>
+            </w:r>
+            <w:r>
+              <w:rPr>
+                <w:rFonts w:hint="eastAsia"/>
+                <w:color w:val="FF0000"/>
+              </w:rPr>
+              <w:t xml:space="preserve"> ":"7077",</w:t>
             </w:r>
           </w:p>
           <w:p>
             <w:pPr>
               <w:ind w:left="0" w:firstLineChars="300" w:firstLine="630"/>
               <w:rPr>
-                <w:rFonts w:hint="eastAsia"/>
-              </w:rPr>
-            </w:pPr>
-            <w:r>
-              <w:rPr>
-                <w:rFonts w:hint="eastAsia"/>
                 <w:color w:val="FF0000"/>
               </w:rPr>
-              <w:t>installpath</w:t>
-            </w:r>
+            </w:pPr>
             <w:r>
               <w:rPr>
                 <w:rFonts w:hint="eastAsia"/>
                 <w:color w:val="FF0000"/>
               </w:rPr>
-              <w:t>：</w:t>
+              <w:t>"masterwebuiport":"</w:t>
             </w:r>
             <w:r>
               <w:rPr>
                 <w:rFonts w:hint="eastAsia"/>
                 <w:color w:val="FF0000"/>
               </w:rPr>
-              <w:t>spark</w:t>
+              <w:t>8080</w:t>
             </w:r>
             <w:r>
               <w:rPr>
                 <w:rFonts w:hint="eastAsia"/>
                 <w:color w:val="FF0000"/>
               </w:rPr>
-              <w:t>安装目录</w:t>
+              <w:t>"</w:t>
             </w:r>
           </w:p>
           <w:p>
             <w:pPr>
               <w:ind w:left="0" w:firstLineChars="300" w:firstLine="630"/>
               <w:rPr>
-                <w:rFonts w:hint="eastAsia"/>
                 <w:color w:val="FF0000"/>
               </w:rPr>
             </w:pPr>
             <w:r>
               <w:rPr>
+                <w:rFonts w:hint="eastAsia"/>
                 <w:color w:val="FF0000"/>
               </w:rPr>
-              <w:t>masterport</w:t>
-            </w:r>
-            <w:r>
-              <w:rPr>
-                <w:rFonts w:hint="eastAsia"/>
+              <w:t>"workerinstance":"2"</w:t>
+            </w:r>
+          </w:p>
+          <w:p>
+            <w:pPr>
+              <w:ind w:left="0" w:firstLineChars="300" w:firstLine="630"/>
+              <w:rPr>
                 <w:color w:val="FF0000"/>
               </w:rPr>
-              <w:t xml:space="preserve">: </w:t>
-            </w:r>
+            </w:pPr>
             <w:r>
               <w:rPr>
                 <w:rFonts w:hint="eastAsia"/>
                 <w:color w:val="FF0000"/>
               </w:rPr>
-              <w:t>主节点端口号</w:t>
+              <w:t>"workerwebuiport":"8081"</w:t>
             </w:r>
           </w:p>
           <w:p>
             <w:pPr>
               <w:ind w:left="0" w:firstLineChars="300" w:firstLine="630"/>
-              <w:rPr>
-                <w:rFonts w:hint="eastAsia"/>
-                <w:color w:val="FF0000"/>
-              </w:rPr>
-            </w:pPr>
-            <w:r>
-              <w:rPr>
-                <w:rFonts w:hint="eastAsia"/>
-                <w:color w:val="FF0000"/>
-              </w:rPr>
-              <w:t>masterwebuiport:</w:t>
-            </w:r>
-            <w:r>
-              <w:rPr>
-                <w:rFonts w:hint="eastAsia"/>
-                <w:color w:val="FF0000"/>
-              </w:rPr>
-              <w:t>主节点</w:t>
-            </w:r>
-            <w:r>
-              <w:rPr>
-                <w:rFonts w:hint="eastAsia"/>
-                <w:color w:val="FF0000"/>
-              </w:rPr>
-              <w:t>web</w:t>
-            </w:r>
-            <w:r>
-              <w:rPr>
-                <w:rFonts w:hint="eastAsia"/>
-                <w:color w:val="FF0000"/>
-              </w:rPr>
-              <w:t>端口号</w:t>
-            </w:r>
-          </w:p>
-          <w:p>
-            <w:pPr>
-              <w:ind w:left="0" w:firstLineChars="300" w:firstLine="630"/>
-              <w:rPr>
-                <w:rFonts w:hint="eastAsia"/>
-                <w:color w:val="FF0000"/>
-              </w:rPr>
-            </w:pPr>
-            <w:r>
-              <w:rPr>
-                <w:rFonts w:hint="eastAsia"/>
-                <w:color w:val="FF0000"/>
-              </w:rPr>
-              <w:t>workerinstance: worker</w:t>
-            </w:r>
-            <w:r>
-              <w:rPr>
-                <w:rFonts w:hint="eastAsia"/>
-                <w:color w:val="FF0000"/>
-              </w:rPr>
-              <w:t>的实例数</w:t>
-            </w:r>
-          </w:p>
-          <w:p>
-            <w:pPr>
-              <w:ind w:left="0" w:firstLineChars="300" w:firstLine="630"/>
-              <w:rPr>
-                <w:rFonts w:hint="eastAsia"/>
-                <w:color w:val="FF0000"/>
-              </w:rPr>
-            </w:pPr>
-            <w:r>
-              <w:rPr>
-                <w:rFonts w:hint="eastAsia"/>
-                <w:color w:val="FF0000"/>
-              </w:rPr>
-              <w:t>workerwebuiport:</w:t>
-            </w:r>
-            <w:r>
-              <w:rPr>
-                <w:rFonts w:hint="eastAsia"/>
-                <w:color w:val="FF0000"/>
-              </w:rPr>
-              <w:t>工作节点</w:t>
-            </w:r>
-            <w:r>
-              <w:rPr>
-                <w:rFonts w:hint="eastAsia"/>
-                <w:color w:val="FF0000"/>
-              </w:rPr>
-              <w:t>web</w:t>
-            </w:r>
-            <w:r>
-              <w:rPr>
-                <w:rFonts w:hint="eastAsia"/>
-                <w:color w:val="FF0000"/>
-              </w:rPr>
-              <w:t>端口号</w:t>
-            </w:r>
-          </w:p>
-          <w:p>
-            <w:pPr>
-              <w:ind w:left="0" w:firstLineChars="300" w:firstLine="630"/>
-            </w:pPr>
+            </w:pPr>
+            <w:r>
+              <w:rPr>
+                <w:rFonts w:hint="eastAsia"/>
+              </w:rPr>
+              <w:t>"</w:t>
+            </w:r>
             <w:r>
               <w:t>sparkclasspath</w:t>
             </w:r>
@@ -13462,177 +13494,16 @@
               <w:rPr>
                 <w:rFonts w:hint="eastAsia"/>
               </w:rPr>
-              <w:t xml:space="preserve">: </w:t>
-            </w:r>
-            <w:r>
-              <w:rPr>
-                <w:rFonts w:hint="eastAsia"/>
-              </w:rPr>
-              <w:t>依赖的</w:t>
-            </w:r>
-            <w:r>
-              <w:rPr>
-                <w:rFonts w:hint="eastAsia"/>
-              </w:rPr>
-              <w:t>jar</w:t>
-            </w:r>
-          </w:p>
-          <w:p>
-            <w:r>
-              <w:rPr>
-                <w:rFonts w:hint="eastAsia"/>
-              </w:rPr>
-              <w:t xml:space="preserve">}, </w:t>
-            </w:r>
-            <w:r>
-              <w:t>…</w:t>
-            </w:r>
-          </w:p>
-          <w:p>
-            <w:pPr>
-              <w:ind w:left="0" w:firstLineChars="100" w:firstLine="210"/>
-              <w:rPr>
-                <w:rFonts w:hint="eastAsia"/>
-              </w:rPr>
-            </w:pPr>
-            <w:r>
-              <w:rPr>
-                <w:rFonts w:hint="eastAsia"/>
-              </w:rPr>
-              <w:t>]</w:t>
-            </w:r>
-          </w:p>
-          <w:p>
-            <w:pPr>
-              <w:ind w:left="0"/>
-            </w:pPr>
-            <w:r>
-              <w:rPr>
-                <w:rFonts w:hint="eastAsia"/>
-              </w:rPr>
-              <w:t>}</w:t>
-            </w:r>
-          </w:p>
-        </w:tc>
-        <w:tc>
-          <w:tcPr>
-            <w:tcW w:w="3544" w:type="dxa"/>
-          </w:tcPr>
-          <w:p>
-            <w:pPr>
-              <w:ind w:left="0"/>
-            </w:pPr>
-            <w:r>
-              <w:t>cmd=</w:t>
-            </w:r>
-            <w:r>
-              <w:rPr>
-                <w:rFonts w:hint="eastAsia"/>
-              </w:rPr>
-              <w:t>add</w:t>
-            </w:r>
-            <w:r>
-              <w:t xml:space="preserve"> business</w:t>
-            </w:r>
-          </w:p>
-          <w:p>
-            <w:pPr>
-              <w:ind w:left="0"/>
-            </w:pPr>
-            <w:r>
-              <w:rPr>
-                <w:rFonts w:hint="eastAsia"/>
-              </w:rPr>
-              <w:t>&amp;</w:t>
-            </w:r>
-            <w:r>
-              <w:t>ConfigInfo</w:t>
-            </w:r>
-            <w:r>
-              <w:t>=</w:t>
-            </w:r>
-          </w:p>
-          <w:p>
-            <w:pPr>
-              <w:ind w:left="0"/>
-            </w:pPr>
-            <w:r>
-              <w:t>{</w:t>
-            </w:r>
-          </w:p>
-          <w:p>
-            <w:pPr>
-              <w:ind w:left="0" w:firstLineChars="100" w:firstLine="210"/>
-            </w:pPr>
-            <w:r>
-              <w:t>"ClusterName":"c1",</w:t>
-            </w:r>
-          </w:p>
-          <w:p>
-            <w:pPr>
-              <w:ind w:left="0" w:firstLineChars="100" w:firstLine="210"/>
-            </w:pPr>
-            <w:r>
-              <w:t>"BusinessType":"</w:t>
-            </w:r>
-            <w:r>
-              <w:rPr>
-                <w:rFonts w:hint="eastAsia"/>
-              </w:rPr>
-              <w:t>spark</w:t>
-            </w:r>
-            <w:r>
-              <w:t>",</w:t>
-            </w:r>
-          </w:p>
-          <w:p>
-            <w:pPr>
-              <w:ind w:left="0" w:firstLineChars="100" w:firstLine="210"/>
-            </w:pPr>
-            <w:r>
-              <w:t>"BusinessName":"</w:t>
-            </w:r>
-            <w:r>
-              <w:rPr>
-                <w:rFonts w:hint="eastAsia"/>
-              </w:rPr>
-              <w:t>my</w:t>
-            </w:r>
-            <w:r>
-              <w:rPr>
-                <w:rFonts w:hint="eastAsia"/>
-              </w:rPr>
-              <w:t>spark</w:t>
-            </w:r>
-            <w:r>
-              <w:t>",</w:t>
-            </w:r>
-          </w:p>
-          <w:p>
-            <w:pPr>
-              <w:ind w:left="0" w:firstLineChars="100" w:firstLine="210"/>
-            </w:pPr>
-            <w:r>
-              <w:t xml:space="preserve">"DeployMod":"distribution", </w:t>
-            </w:r>
-          </w:p>
-          <w:p>
-            <w:pPr>
-              <w:ind w:left="0" w:firstLineChars="100" w:firstLine="210"/>
-            </w:pPr>
-            <w:r>
-              <w:t>"Config"</w:t>
-            </w:r>
-            <w:r>
-              <w:t xml:space="preserve">: </w:t>
-            </w:r>
-          </w:p>
-          <w:p>
-            <w:pPr>
-              <w:ind w:left="0" w:firstLineChars="100" w:firstLine="210"/>
-            </w:pPr>
-            <w:r>
-              <w:t xml:space="preserve">[ </w:t>
+              <w:t>":"</w:t>
+            </w:r>
+            <w:r>
+              <w:t>/opt/spark/lib/sequoiadb-driver-1.12.jar:/opt/spark/lib/spark-sequoiadb_2.10-1.12.jar</w:t>
+            </w:r>
+            <w:r>
+              <w:rPr>
+                <w:rFonts w:hint="eastAsia"/>
+              </w:rPr>
+              <w:t>"</w:t>
             </w:r>
           </w:p>
           <w:p>
@@ -13640,246 +13511,12 @@
               <w:ind w:left="0" w:firstLineChars="200" w:firstLine="420"/>
             </w:pPr>
             <w:r>
-              <w:t xml:space="preserve">{ </w:t>
-            </w:r>
-          </w:p>
-          <w:p>
-            <w:pPr>
-              <w:ind w:left="0" w:firstLineChars="300" w:firstLine="630"/>
-            </w:pPr>
-            <w:r>
-              <w:t>"HostName"</w:t>
-            </w:r>
-            <w:r>
-              <w:t xml:space="preserve">: </w:t>
-            </w:r>
-            <w:r>
-              <w:t xml:space="preserve">"host1", </w:t>
-            </w:r>
-          </w:p>
-          <w:p>
-            <w:pPr>
-              <w:ind w:left="0" w:firstLineChars="300" w:firstLine="630"/>
-              <w:rPr>
-                <w:rFonts w:hint="eastAsia"/>
-              </w:rPr>
-            </w:pPr>
-            <w:r>
-              <w:rPr>
-                <w:rFonts w:hint="eastAsia"/>
-              </w:rPr>
-              <w:t>"workpath":"/data/spark/workpath/",</w:t>
-            </w:r>
-          </w:p>
-          <w:p>
-            <w:pPr>
-              <w:ind w:left="0" w:firstLineChars="300" w:firstLine="630"/>
-              <w:rPr>
-                <w:rFonts w:hint="eastAsia"/>
-              </w:rPr>
-            </w:pPr>
-            <w:r>
-              <w:rPr>
-                <w:rFonts w:hint="eastAsia"/>
-              </w:rPr>
-              <w:t>"localpath":"/data/spark/localpath"</w:t>
-            </w:r>
-          </w:p>
-          <w:p>
-            <w:pPr>
-              <w:ind w:left="0" w:firstLineChars="300" w:firstLine="630"/>
-              <w:rPr>
-                <w:rFonts w:hint="eastAsia"/>
-              </w:rPr>
-            </w:pPr>
-            <w:r>
-              <w:rPr>
-                <w:rFonts w:hint="eastAsia"/>
-              </w:rPr>
-              <w:t>"runmaster":"true"</w:t>
-            </w:r>
-          </w:p>
-          <w:p>
-            <w:pPr>
-              <w:ind w:left="0" w:firstLineChars="300" w:firstLine="630"/>
-              <w:rPr>
-                <w:rFonts w:hint="eastAsia"/>
-              </w:rPr>
-            </w:pPr>
-            <w:r>
-              <w:rPr>
-                <w:rFonts w:hint="eastAsia"/>
-              </w:rPr>
-              <w:t>"workerport":""</w:t>
-            </w:r>
-          </w:p>
-          <w:p>
-            <w:pPr>
-              <w:ind w:left="0" w:firstLineChars="300" w:firstLine="630"/>
-              <w:rPr>
-                <w:rFonts w:hint="eastAsia"/>
-              </w:rPr>
-            </w:pPr>
-            <w:r>
-              <w:rPr>
-                <w:rFonts w:hint="eastAsia"/>
-              </w:rPr>
-              <w:t>"executormemory":"512M",</w:t>
-            </w:r>
-          </w:p>
-          <w:p>
-            <w:pPr>
-              <w:ind w:left="0" w:firstLineChars="300" w:firstLine="630"/>
-              <w:rPr>
-                <w:rFonts w:hint="eastAsia"/>
-                <w:color w:val="FF0000"/>
-              </w:rPr>
-            </w:pPr>
-            <w:r>
-              <w:rPr>
-                <w:rFonts w:hint="eastAsia"/>
-                <w:color w:val="FF0000"/>
-              </w:rPr>
-              <w:t>"installpath":"/opt/spark"</w:t>
-            </w:r>
-          </w:p>
-          <w:p>
-            <w:pPr>
-              <w:ind w:left="0" w:firstLineChars="300" w:firstLine="630"/>
-              <w:rPr>
-                <w:rFonts w:hint="eastAsia"/>
-                <w:color w:val="FF0000"/>
-              </w:rPr>
-            </w:pPr>
-            <w:r>
-              <w:rPr>
-                <w:rFonts w:hint="eastAsia"/>
-                <w:color w:val="FF0000"/>
-              </w:rPr>
-              <w:t>"</w:t>
-            </w:r>
-            <w:r>
-              <w:rPr>
-                <w:color w:val="FF0000"/>
-              </w:rPr>
-              <w:t xml:space="preserve"> masterport</w:t>
-            </w:r>
-            <w:r>
-              <w:rPr>
-                <w:rFonts w:hint="eastAsia"/>
-                <w:color w:val="FF0000"/>
-              </w:rPr>
-              <w:t xml:space="preserve"> ":"7077",</w:t>
-            </w:r>
-          </w:p>
-          <w:p>
-            <w:pPr>
-              <w:ind w:left="0" w:firstLineChars="300" w:firstLine="630"/>
-              <w:rPr>
-                <w:rFonts w:hint="eastAsia"/>
-                <w:color w:val="FF0000"/>
-              </w:rPr>
-            </w:pPr>
-            <w:r>
-              <w:rPr>
-                <w:rFonts w:hint="eastAsia"/>
-                <w:color w:val="FF0000"/>
-              </w:rPr>
-              <w:t>"masterwebuiport":"</w:t>
-            </w:r>
-            <w:r>
-              <w:rPr>
-                <w:rFonts w:hint="eastAsia"/>
-                <w:color w:val="FF0000"/>
-              </w:rPr>
-              <w:t>8080</w:t>
-            </w:r>
-            <w:r>
-              <w:rPr>
-                <w:rFonts w:hint="eastAsia"/>
-                <w:color w:val="FF0000"/>
-              </w:rPr>
-              <w:t>"</w:t>
-            </w:r>
-          </w:p>
-          <w:p>
-            <w:pPr>
-              <w:ind w:left="0" w:firstLineChars="300" w:firstLine="630"/>
-              <w:rPr>
-                <w:rFonts w:hint="eastAsia"/>
-                <w:color w:val="FF0000"/>
-              </w:rPr>
-            </w:pPr>
-            <w:r>
-              <w:rPr>
-                <w:rFonts w:hint="eastAsia"/>
-                <w:color w:val="FF0000"/>
-              </w:rPr>
-              <w:t>"workerinstance":"2"</w:t>
-            </w:r>
-          </w:p>
-          <w:p>
-            <w:pPr>
-              <w:ind w:left="0" w:firstLineChars="300" w:firstLine="630"/>
-              <w:rPr>
-                <w:rFonts w:hint="eastAsia"/>
-                <w:color w:val="FF0000"/>
-              </w:rPr>
-            </w:pPr>
-            <w:r>
-              <w:rPr>
-                <w:rFonts w:hint="eastAsia"/>
-                <w:color w:val="FF0000"/>
-              </w:rPr>
-              <w:t>"workerwebuiport":"8081"</w:t>
-            </w:r>
-          </w:p>
-          <w:p>
-            <w:pPr>
-              <w:ind w:left="0" w:firstLineChars="300" w:firstLine="630"/>
-              <w:rPr>
-                <w:rFonts w:hint="eastAsia"/>
-              </w:rPr>
-            </w:pPr>
-            <w:r>
-              <w:rPr>
-                <w:rFonts w:hint="eastAsia"/>
-              </w:rPr>
-              <w:t>"</w:t>
-            </w:r>
-            <w:r>
-              <w:t>sparkclasspath</w:t>
-            </w:r>
-            <w:r>
-              <w:rPr>
-                <w:rFonts w:hint="eastAsia"/>
-              </w:rPr>
-              <w:t>":"</w:t>
-            </w:r>
-            <w:r>
-              <w:t>/opt/spark/lib/sequoiadb-driver-1.12.jar:/opt/spark/lib/spark-sequoiadb_2.10-1.12.jar</w:t>
-            </w:r>
-            <w:r>
-              <w:rPr>
-                <w:rFonts w:hint="eastAsia"/>
-              </w:rPr>
-              <w:t>"</w:t>
-            </w:r>
-          </w:p>
-          <w:p>
-            <w:pPr>
-              <w:ind w:left="0" w:firstLineChars="200" w:firstLine="420"/>
-            </w:pPr>
-            <w:r>
               <w:t xml:space="preserve">} </w:t>
             </w:r>
           </w:p>
           <w:p>
             <w:pPr>
               <w:ind w:left="0"/>
-              <w:rPr>
-                <w:rFonts w:hint="eastAsia"/>
-              </w:rPr>
             </w:pPr>
             <w:r>
               <w:t>]</w:t>
@@ -13911,7 +13548,6 @@
               <w:rPr>
                 <w:rFonts w:hint="eastAsia"/>
               </w:rPr>
-              <w:lastRenderedPageBreak/>
               <w:t>说明</w:t>
             </w:r>
           </w:p>
@@ -13997,6 +13633,7 @@
               <w:rPr>
                 <w:rFonts w:hint="eastAsia"/>
               </w:rPr>
+              <w:lastRenderedPageBreak/>
               <w:t>响应内容</w:t>
             </w:r>
           </w:p>
@@ -14896,48 +14533,54 @@
               <w:rPr>
                 <w:rFonts w:hint="eastAsia"/>
               </w:rPr>
+              <w:t>Story.uniondb.mgr.001.001</w:t>
+            </w:r>
+          </w:p>
+        </w:tc>
+        <w:tc>
+          <w:tcPr>
+            <w:tcW w:w="1511" w:type="dxa"/>
+          </w:tcPr>
+          <w:p>
+            <w:pPr>
+              <w:ind w:left="0"/>
+            </w:pPr>
+            <w:r>
+              <w:rPr>
+                <w:rFonts w:hint="eastAsia"/>
+              </w:rPr>
+              <w:t>创建</w:t>
+            </w:r>
+            <w:r>
+              <w:rPr>
+                <w:rFonts w:hint="eastAsia"/>
+              </w:rPr>
+              <w:t xml:space="preserve">DB2 </w:t>
+            </w:r>
+            <w:r>
+              <w:rPr>
+                <w:rFonts w:hint="eastAsia"/>
+              </w:rPr>
+              <w:t>数据源和表</w:t>
+            </w:r>
+            <w:r>
+              <w:rPr>
+                <w:rFonts w:hint="eastAsia"/>
+              </w:rPr>
+              <w:t>,</w:t>
+            </w:r>
+            <w:r>
+              <w:rPr>
+                <w:rFonts w:hint="eastAsia"/>
+              </w:rPr>
+              <w:t>查</w:t>
+            </w:r>
+            <w:r>
+              <w:rPr>
+                <w:rFonts w:hint="eastAsia"/>
+              </w:rPr>
               <w:lastRenderedPageBreak/>
-              <w:t>Story.uniondb.mgr.001.001</w:t>
-            </w:r>
-          </w:p>
-        </w:tc>
-        <w:tc>
-          <w:tcPr>
-            <w:tcW w:w="1511" w:type="dxa"/>
-          </w:tcPr>
-          <w:p>
-            <w:pPr>
-              <w:ind w:left="0"/>
-            </w:pPr>
-            <w:r>
-              <w:rPr>
-                <w:rFonts w:hint="eastAsia"/>
-              </w:rPr>
-              <w:t>创建</w:t>
-            </w:r>
-            <w:r>
-              <w:rPr>
-                <w:rFonts w:hint="eastAsia"/>
-              </w:rPr>
-              <w:t xml:space="preserve">DB2 </w:t>
-            </w:r>
-            <w:r>
-              <w:rPr>
-                <w:rFonts w:hint="eastAsia"/>
-              </w:rPr>
-              <w:t>数据源和表</w:t>
-            </w:r>
-            <w:r>
-              <w:rPr>
-                <w:rFonts w:hint="eastAsia"/>
-              </w:rPr>
-              <w:t>,</w:t>
-            </w:r>
-            <w:r>
-              <w:rPr>
-                <w:rFonts w:hint="eastAsia"/>
-              </w:rPr>
-              <w:t>查询</w:t>
+              <w:t>询</w:t>
             </w:r>
             <w:r>
               <w:rPr>
@@ -14970,6 +14613,7 @@
               <w:rPr>
                 <w:rFonts w:hint="eastAsia"/>
               </w:rPr>
+              <w:lastRenderedPageBreak/>
               <w:t>添加</w:t>
             </w:r>
             <w:r>
@@ -18653,6 +18297,7 @@
   <w:style w:type="character" w:default="1" w:styleId="DefaultParagraphFont">
     <w:name w:val="Default Paragraph Font"/>
     <w:uiPriority w:val="1"/>
+    <w:semiHidden/>
     <w:unhideWhenUsed/>
   </w:style>
   <w:style w:type="table" w:default="1" w:styleId="TableNormal">
